--- a/制作ノート２_25098_安永卓真.docx
+++ b/制作ノート２_25098_安永卓真.docx
@@ -118,20 +118,20 @@
         <w:rPr>
           <w:rFonts w:ascii="ＭＳ Ｐ明朝" w:eastAsia="ＭＳ Ｐ明朝" w:hAnsi="ＭＳ Ｐ明朝"/>
         </w:rPr>
-        <w:t>日田市の観光スポットを3Dマップ上に表示し、利用者が観光地の位置関係や特徴を視覚的に理解できるWebコンテンツを制作する。また、日田市の魅力を分かりやすく発信し、観光促進や地域活性化につなげることを目的とする。</w:t>
-      </w:r>
-    </w:p>
-    <w:p>
-      <w:pPr>
-        <w:rPr>
-          <w:rFonts w:ascii="ＭＳ Ｐ明朝" w:eastAsia="ＭＳ Ｐ明朝" w:hAnsi="ＭＳ Ｐ明朝"/>
-        </w:rPr>
-      </w:pPr>
-      <w:r>
-        <w:rPr>
-          <w:rFonts w:ascii="ＭＳ Ｐ明朝" w:eastAsia="ＭＳ Ｐ明朝" w:hAnsi="ＭＳ Ｐ明朝"/>
-        </w:rPr>
-        <w:t>日田市には観光地や歴史的な街並み、飲食店など多くの魅力がある。しかし、その魅力を十分に知らない人も多く、分かりやすく伝える方法が必要だと感じた。また、Web制作や3D表現を活用した情報発信に挑戦したいと考えた。そのため、3Dマップを用いて日田市の魅力を視覚的に伝えるWebコンテンツを制作することにした。</w:t>
+        <w:t>Three.jsを用いて3D観光マップを制作し、利用者が観光地の位置関係を直感的に把握できるようにするとともに、観光ルートの検討を支援する。</w:t>
+      </w:r>
+    </w:p>
+    <w:p>
+      <w:pPr>
+        <w:rPr>
+          <w:rFonts w:ascii="ＭＳ Ｐ明朝" w:eastAsia="ＭＳ Ｐ明朝" w:hAnsi="ＭＳ Ｐ明朝"/>
+        </w:rPr>
+      </w:pPr>
+      <w:r>
+        <w:rPr>
+          <w:rFonts w:ascii="ＭＳ Ｐ明朝" w:eastAsia="ＭＳ Ｐ明朝" w:hAnsi="ＭＳ Ｐ明朝"/>
+        </w:rPr>
+        <w:t>従来の地図では伝わりにくい位置関係を、3D技術を使って分かりやすく伝えたい。</w:t>
       </w:r>
     </w:p>
     <w:p>
@@ -345,6 +345,13 @@
     <w:p>
       <w:pPr>
         <w:rPr>
+          <w:rFonts w:ascii="ＭＳ Ｐ明朝" w:eastAsia="ＭＳ Ｐ明朝" w:hAnsi="ＭＳ Ｐ明朝" w:hint="eastAsia"/>
+        </w:rPr>
+      </w:pPr>
+    </w:p>
+    <w:p>
+      <w:pPr>
+        <w:rPr>
           <w:rFonts w:ascii="ＭＳ Ｐ明朝" w:eastAsia="ＭＳ Ｐ明朝" w:hAnsi="ＭＳ Ｐ明朝"/>
         </w:rPr>
       </w:pPr>
@@ -365,40 +372,40 @@
         <w:rPr>
           <w:rFonts w:ascii="ＭＳ Ｐ明朝" w:eastAsia="ＭＳ Ｐ明朝" w:hAnsi="ＭＳ Ｐ明朝"/>
         </w:rPr>
+        <w:t>Three.js（3D表現用ライブラリ）</w:t>
+      </w:r>
+    </w:p>
+    <w:p>
+      <w:pPr>
+        <w:rPr>
+          <w:rFonts w:ascii="ＭＳ Ｐ明朝" w:eastAsia="ＭＳ Ｐ明朝" w:hAnsi="ＭＳ Ｐ明朝"/>
+        </w:rPr>
+      </w:pPr>
+      <w:r>
+        <w:rPr>
+          <w:rFonts w:ascii="ＭＳ Ｐ明朝" w:eastAsia="ＭＳ Ｐ明朝" w:hAnsi="ＭＳ Ｐ明朝"/>
+        </w:rPr>
+        <w:t>日田市の観光情報や地図データ</w:t>
+      </w:r>
+    </w:p>
+    <w:p>
+      <w:pPr>
+        <w:rPr>
+          <w:rFonts w:ascii="ＭＳ Ｐ明朝" w:eastAsia="ＭＳ Ｐ明朝" w:hAnsi="ＭＳ Ｐ明朝"/>
+        </w:rPr>
+      </w:pPr>
+      <w:r>
+        <w:rPr>
+          <w:rFonts w:ascii="ＭＳ Ｐ明朝" w:eastAsia="ＭＳ Ｐ明朝" w:hAnsi="ＭＳ Ｐ明朝"/>
+        </w:rPr>
         <w:lastRenderedPageBreak/>
-        <w:t>Three.js（3D表現用ライブラリ）</w:t>
-      </w:r>
-    </w:p>
-    <w:p>
-      <w:pPr>
-        <w:rPr>
-          <w:rFonts w:ascii="ＭＳ Ｐ明朝" w:eastAsia="ＭＳ Ｐ明朝" w:hAnsi="ＭＳ Ｐ明朝"/>
-        </w:rPr>
-      </w:pPr>
-      <w:r>
-        <w:rPr>
-          <w:rFonts w:ascii="ＭＳ Ｐ明朝" w:eastAsia="ＭＳ Ｐ明朝" w:hAnsi="ＭＳ Ｐ明朝"/>
-        </w:rPr>
-        <w:t>日田市の観光情報や地図データ</w:t>
-      </w:r>
-    </w:p>
-    <w:p>
-      <w:pPr>
-        <w:rPr>
-          <w:rFonts w:ascii="ＭＳ Ｐ明朝" w:eastAsia="ＭＳ Ｐ明朝" w:hAnsi="ＭＳ Ｐ明朝" w:hint="eastAsia"/>
-        </w:rPr>
-      </w:pPr>
-      <w:r>
-        <w:rPr>
-          <w:rFonts w:ascii="ＭＳ Ｐ明朝" w:eastAsia="ＭＳ Ｐ明朝" w:hAnsi="ＭＳ Ｐ明朝"/>
-        </w:rPr>
         <w:t>観光地の写真や資料</w:t>
       </w:r>
     </w:p>
     <w:p>
       <w:pPr>
         <w:rPr>
-          <w:rFonts w:ascii="ＭＳ Ｐ明朝" w:eastAsia="ＭＳ Ｐ明朝" w:hAnsi="ＭＳ Ｐ明朝" w:hint="eastAsia"/>
+          <w:rFonts w:ascii="ＭＳ Ｐ明朝" w:eastAsia="ＭＳ Ｐ明朝" w:hAnsi="ＭＳ Ｐ明朝"/>
         </w:rPr>
       </w:pPr>
       <w:r>
@@ -411,7 +418,7 @@
     <w:p>
       <w:pPr>
         <w:rPr>
-          <w:rFonts w:ascii="ＭＳ Ｐ明朝" w:eastAsia="ＭＳ Ｐ明朝" w:hAnsi="ＭＳ Ｐ明朝" w:hint="eastAsia"/>
+          <w:rFonts w:ascii="ＭＳ Ｐ明朝" w:eastAsia="ＭＳ Ｐ明朝" w:hAnsi="ＭＳ Ｐ明朝"/>
         </w:rPr>
       </w:pPr>
     </w:p>
@@ -476,7 +483,21 @@
         <w:rPr>
           <w:rFonts w:ascii="ＭＳ Ｐ明朝" w:eastAsia="ＭＳ Ｐ明朝" w:hAnsi="ＭＳ Ｐ明朝"/>
         </w:rPr>
-        <w:t>Three.jsを用いて、日田市の観光スポットを3Dマップ上に表示するWebコンテンツを制作する。利用者がマウス操作で3Dマップを回転・拡大・縮小しながら観光地を閲覧できるようにする。また、観光スポットをクリックすると、名称や写真、概要などの情報を表示する機能を実装する。さらに、利用者が目的地を見つけやすいよう、分かりやすい画面構成や操作性を意識したデザインを目指す。</w:t>
+        <w:t>Three.jsを用いて、日田市の観光スポットを3Dマップ上に表示するWebコンテンツを制作する。利用者がマウス操作で3Dマップを回転・拡大・縮小しながら観光地を閲覧できるようにする。</w:t>
+      </w:r>
+    </w:p>
+    <w:p>
+      <w:pPr>
+        <w:ind w:leftChars="400" w:left="880"/>
+        <w:rPr>
+          <w:rFonts w:ascii="ＭＳ Ｐ明朝" w:eastAsia="ＭＳ Ｐ明朝" w:hAnsi="ＭＳ Ｐ明朝"/>
+        </w:rPr>
+      </w:pPr>
+      <w:r>
+        <w:rPr>
+          <w:rFonts w:ascii="ＭＳ Ｐ明朝" w:eastAsia="ＭＳ Ｐ明朝" w:hAnsi="ＭＳ Ｐ明朝"/>
+        </w:rPr>
+        <w:t>また、観光スポットをクリックすると、テーマ1で制作する日田市紹介サイトの該当ページへ遷移し、観光地の詳細情報や写真、アクセス情報などを閲覧できるようにする。</w:t>
       </w:r>
     </w:p>
     <w:p>
@@ -536,15 +557,20 @@
     </w:p>
     <w:p>
       <w:pPr>
-        <w:rPr>
-          <w:rFonts w:ascii="ＭＳ Ｐ明朝" w:eastAsia="ＭＳ Ｐ明朝" w:hAnsi="ＭＳ Ｐ明朝"/>
-        </w:rPr>
-      </w:pPr>
-      <w:r>
-        <w:rPr>
-          <w:rFonts w:ascii="ＭＳ Ｐ明朝" w:eastAsia="ＭＳ Ｐ明朝" w:hAnsi="ＭＳ Ｐ明朝" w:hint="eastAsia"/>
-        </w:rPr>
-        <w:t xml:space="preserve">②　</w:t>
+        <w:pStyle w:val="a9"/>
+        <w:numPr>
+          <w:ilvl w:val="0"/>
+          <w:numId w:val="1"/>
+        </w:numPr>
+        <w:rPr>
+          <w:rFonts w:ascii="ＭＳ Ｐ明朝" w:eastAsia="ＭＳ Ｐ明朝" w:hAnsi="ＭＳ Ｐ明朝"/>
+        </w:rPr>
+      </w:pPr>
+      <w:r>
+        <w:rPr>
+          <w:rFonts w:ascii="ＭＳ Ｐ明朝" w:eastAsia="ＭＳ Ｐ明朝" w:hAnsi="ＭＳ Ｐ明朝" w:hint="eastAsia"/>
+        </w:rPr>
+        <w:t xml:space="preserve">　</w:t>
       </w:r>
       <w:r>
         <w:rPr>
@@ -555,59 +581,56 @@
     </w:p>
     <w:p>
       <w:pPr>
-        <w:rPr>
-          <w:rFonts w:ascii="ＭＳ Ｐ明朝" w:eastAsia="ＭＳ Ｐ明朝" w:hAnsi="ＭＳ Ｐ明朝"/>
-        </w:rPr>
-      </w:pPr>
-      <w:r>
-        <w:rPr>
-          <w:rFonts w:ascii="ＭＳ Ｐ明朝" w:eastAsia="ＭＳ Ｐ明朝" w:hAnsi="ＭＳ Ｐ明朝" w:hint="eastAsia"/>
-        </w:rPr>
-        <w:t xml:space="preserve">③　</w:t>
-      </w:r>
-      <w:r>
-        <w:rPr>
-          <w:rFonts w:ascii="ＭＳ Ｐ明朝" w:eastAsia="ＭＳ Ｐ明朝" w:hAnsi="ＭＳ Ｐ明朝"/>
-        </w:rPr>
-        <w:t>観光スポット紹介</w:t>
-      </w:r>
-    </w:p>
-    <w:p>
-      <w:pPr>
-        <w:rPr>
-          <w:rFonts w:ascii="ＭＳ Ｐ明朝" w:eastAsia="ＭＳ Ｐ明朝" w:hAnsi="ＭＳ Ｐ明朝"/>
-        </w:rPr>
-      </w:pPr>
-      <w:r>
-        <w:rPr>
-          <w:rFonts w:ascii="ＭＳ Ｐ明朝" w:eastAsia="ＭＳ Ｐ明朝" w:hAnsi="ＭＳ Ｐ明朝" w:hint="eastAsia"/>
-        </w:rPr>
-        <w:t xml:space="preserve">④　</w:t>
-      </w:r>
-      <w:r>
-        <w:rPr>
-          <w:rFonts w:ascii="ＭＳ Ｐ明朝" w:eastAsia="ＭＳ Ｐ明朝" w:hAnsi="ＭＳ Ｐ明朝"/>
+        <w:pStyle w:val="a9"/>
+        <w:numPr>
+          <w:ilvl w:val="0"/>
+          <w:numId w:val="1"/>
+        </w:numPr>
+        <w:rPr>
+          <w:rFonts w:ascii="ＭＳ Ｐ明朝" w:eastAsia="ＭＳ Ｐ明朝" w:hAnsi="ＭＳ Ｐ明朝"/>
+        </w:rPr>
+      </w:pPr>
+      <w:r>
+        <w:rPr>
+          <w:rFonts w:ascii="ＭＳ Ｐ明朝" w:eastAsia="ＭＳ Ｐ明朝" w:hAnsi="ＭＳ Ｐ明朝" w:hint="eastAsia"/>
+        </w:rPr>
+        <w:t xml:space="preserve">　</w:t>
+      </w:r>
+      <w:r>
+        <w:rPr>
+          <w:rFonts w:ascii="ＭＳ Ｐ明朝" w:eastAsia="ＭＳ Ｐ明朝" w:hAnsi="ＭＳ Ｐ明朝" w:hint="eastAsia"/>
         </w:rPr>
         <w:t>アクセス情報</w:t>
       </w:r>
     </w:p>
     <w:p>
       <w:pPr>
-        <w:rPr>
-          <w:rFonts w:ascii="ＭＳ Ｐ明朝" w:eastAsia="ＭＳ Ｐ明朝" w:hAnsi="ＭＳ Ｐ明朝" w:hint="eastAsia"/>
-        </w:rPr>
-      </w:pPr>
-      <w:r>
-        <w:rPr>
-          <w:rFonts w:ascii="ＭＳ Ｐ明朝" w:eastAsia="ＭＳ Ｐ明朝" w:hAnsi="ＭＳ Ｐ明朝" w:hint="eastAsia"/>
-        </w:rPr>
-        <w:t xml:space="preserve">⑤　</w:t>
-      </w:r>
-      <w:r>
-        <w:rPr>
-          <w:rFonts w:ascii="ＭＳ Ｐ明朝" w:eastAsia="ＭＳ Ｐ明朝" w:hAnsi="ＭＳ Ｐ明朝"/>
-        </w:rPr>
-        <w:t>おすすめモデルコース。</w:t>
+        <w:pStyle w:val="a9"/>
+        <w:numPr>
+          <w:ilvl w:val="0"/>
+          <w:numId w:val="1"/>
+        </w:numPr>
+        <w:rPr>
+          <w:rFonts w:ascii="ＭＳ Ｐ明朝" w:eastAsia="ＭＳ Ｐ明朝" w:hAnsi="ＭＳ Ｐ明朝"/>
+        </w:rPr>
+      </w:pPr>
+      <w:r>
+        <w:rPr>
+          <w:rFonts w:ascii="ＭＳ Ｐ明朝" w:eastAsia="ＭＳ Ｐ明朝" w:hAnsi="ＭＳ Ｐ明朝" w:hint="eastAsia"/>
+        </w:rPr>
+        <w:t xml:space="preserve">　</w:t>
+      </w:r>
+      <w:r>
+        <w:rPr>
+          <w:rFonts w:ascii="ＭＳ Ｐ明朝" w:eastAsia="ＭＳ Ｐ明朝" w:hAnsi="ＭＳ Ｐ明朝" w:hint="eastAsia"/>
+        </w:rPr>
+        <w:t>おすすめ</w:t>
+      </w:r>
+      <w:r>
+        <w:rPr>
+          <w:rFonts w:ascii="ＭＳ Ｐ明朝" w:eastAsia="ＭＳ Ｐ明朝" w:hAnsi="ＭＳ Ｐ明朝" w:hint="eastAsia"/>
+        </w:rPr>
+        <w:t>モデルコース</w:t>
       </w:r>
     </w:p>
     <w:p>
@@ -640,7 +663,44 @@
         <w:rPr>
           <w:rFonts w:ascii="ＭＳ Ｐ明朝" w:eastAsia="ＭＳ Ｐ明朝" w:hAnsi="ＭＳ Ｐ明朝" w:hint="eastAsia"/>
         </w:rPr>
-        <w:t>XXXXXXXXXXXXXXXXXXXXXXXXXXXXXXXXXXXXXXXXXXXXXXXXXXXXXXXXXXXXXXXXXXXXXXXXXXXXXXXXXXXXXXXXXXXXXXXXXXXXXXXXXXXXXXXXXXXXXXXXXXXXXXXXXXXXXXXXXXXXXXXXXXXXXXXXXXXXXXXXXXXXXXXXXXXXXXXXXXXXXXXXXXXXXXXXXXXXXXXXXXXXXXXX</w:t>
+        <w:t>情報収集</w:t>
+      </w:r>
+    </w:p>
+    <w:p>
+      <w:pPr>
+        <w:rPr>
+          <w:rFonts w:ascii="ＭＳ Ｐ明朝" w:eastAsia="ＭＳ Ｐ明朝" w:hAnsi="ＭＳ Ｐ明朝"/>
+        </w:rPr>
+      </w:pPr>
+      <w:r>
+        <w:rPr>
+          <w:rFonts w:ascii="ＭＳ Ｐ明朝" w:eastAsia="ＭＳ Ｐ明朝" w:hAnsi="ＭＳ Ｐ明朝"/>
+        </w:rPr>
+        <w:t>インターネット</w:t>
+      </w:r>
+      <w:r>
+        <w:rPr>
+          <w:rFonts w:ascii="ＭＳ Ｐ明朝" w:eastAsia="ＭＳ Ｐ明朝" w:hAnsi="ＭＳ Ｐ明朝" w:hint="eastAsia"/>
+        </w:rPr>
+        <w:t>、</w:t>
+      </w:r>
+      <w:r>
+        <w:rPr>
+          <w:rFonts w:ascii="ＭＳ Ｐ明朝" w:eastAsia="ＭＳ Ｐ明朝" w:hAnsi="ＭＳ Ｐ明朝"/>
+        </w:rPr>
+        <w:t>資料収集</w:t>
+      </w:r>
+      <w:r>
+        <w:rPr>
+          <w:rFonts w:ascii="ＭＳ Ｐ明朝" w:eastAsia="ＭＳ Ｐ明朝" w:hAnsi="ＭＳ Ｐ明朝" w:hint="eastAsia"/>
+        </w:rPr>
+        <w:t>、</w:t>
+      </w:r>
+      <w:r>
+        <w:rPr>
+          <w:rFonts w:ascii="ＭＳ Ｐ明朝" w:eastAsia="ＭＳ Ｐ明朝" w:hAnsi="ＭＳ Ｐ明朝"/>
+        </w:rPr>
+        <w:t>現地調査</w:t>
       </w:r>
     </w:p>
     <w:p>
@@ -1438,6 +1498,7 @@
   <w:style w:type="character" w:default="1" w:styleId="a0">
     <w:name w:val="Default Paragraph Font"/>
     <w:uiPriority w:val="1"/>
+    <w:semiHidden/>
     <w:unhideWhenUsed/>
   </w:style>
   <w:style w:type="table" w:default="1" w:styleId="a1">

--- a/制作ノート２_25098_安永卓真.docx
+++ b/制作ノート２_25098_安永卓真.docx
@@ -345,7 +345,7 @@
     <w:p>
       <w:pPr>
         <w:rPr>
-          <w:rFonts w:ascii="ＭＳ Ｐ明朝" w:eastAsia="ＭＳ Ｐ明朝" w:hAnsi="ＭＳ Ｐ明朝" w:hint="eastAsia"/>
+          <w:rFonts w:ascii="ＭＳ Ｐ明朝" w:eastAsia="ＭＳ Ｐ明朝" w:hAnsi="ＭＳ Ｐ明朝"/>
         </w:rPr>
       </w:pPr>
     </w:p>
@@ -600,7 +600,13 @@
         <w:rPr>
           <w:rFonts w:ascii="ＭＳ Ｐ明朝" w:eastAsia="ＭＳ Ｐ明朝" w:hAnsi="ＭＳ Ｐ明朝" w:hint="eastAsia"/>
         </w:rPr>
-        <w:t>アクセス情報</w:t>
+        <w:t>おすすめ</w:t>
+      </w:r>
+      <w:r>
+        <w:rPr>
+          <w:rFonts w:ascii="ＭＳ Ｐ明朝" w:eastAsia="ＭＳ Ｐ明朝" w:hAnsi="ＭＳ Ｐ明朝" w:hint="eastAsia"/>
+        </w:rPr>
+        <w:t>モデルコース</w:t>
       </w:r>
     </w:p>
     <w:p>
@@ -624,13 +630,7 @@
         <w:rPr>
           <w:rFonts w:ascii="ＭＳ Ｐ明朝" w:eastAsia="ＭＳ Ｐ明朝" w:hAnsi="ＭＳ Ｐ明朝" w:hint="eastAsia"/>
         </w:rPr>
-        <w:t>おすすめ</w:t>
-      </w:r>
-      <w:r>
-        <w:rPr>
-          <w:rFonts w:ascii="ＭＳ Ｐ明朝" w:eastAsia="ＭＳ Ｐ明朝" w:hAnsi="ＭＳ Ｐ明朝" w:hint="eastAsia"/>
-        </w:rPr>
-        <w:t>モデルコース</w:t>
+        <w:t>アクセス情報</w:t>
       </w:r>
     </w:p>
     <w:p>

--- a/制作ノート２_25098_安永卓真.docx
+++ b/制作ノート２_25098_安永卓真.docx
@@ -111,33 +111,39 @@
     <w:p>
       <w:pPr>
         <w:rPr>
-          <w:rFonts w:ascii="ＭＳ Ｐ明朝" w:eastAsia="ＭＳ Ｐ明朝" w:hAnsi="ＭＳ Ｐ明朝"/>
-        </w:rPr>
-      </w:pPr>
-      <w:r>
-        <w:rPr>
-          <w:rFonts w:ascii="ＭＳ Ｐ明朝" w:eastAsia="ＭＳ Ｐ明朝" w:hAnsi="ＭＳ Ｐ明朝"/>
-        </w:rPr>
-        <w:t>Three.jsを用いて3D観光マップを制作し、利用者が観光地の位置関係を直感的に把握できるようにするとともに、観光ルートの検討を支援する。</w:t>
-      </w:r>
-    </w:p>
-    <w:p>
-      <w:pPr>
-        <w:rPr>
-          <w:rFonts w:ascii="ＭＳ Ｐ明朝" w:eastAsia="ＭＳ Ｐ明朝" w:hAnsi="ＭＳ Ｐ明朝"/>
-        </w:rPr>
-      </w:pPr>
-      <w:r>
-        <w:rPr>
-          <w:rFonts w:ascii="ＭＳ Ｐ明朝" w:eastAsia="ＭＳ Ｐ明朝" w:hAnsi="ＭＳ Ｐ明朝"/>
-        </w:rPr>
-        <w:t>従来の地図では伝わりにくい位置関係を、3D技術を使って分かりやすく伝えたい。</w:t>
-      </w:r>
-    </w:p>
-    <w:p>
-      <w:pPr>
-        <w:rPr>
-          <w:rFonts w:ascii="ＭＳ Ｐ明朝" w:eastAsia="ＭＳ Ｐ明朝" w:hAnsi="ＭＳ Ｐ明朝"/>
+          <w:rFonts w:ascii="ＭＳ Ｐ明朝" w:eastAsia="ＭＳ Ｐ明朝" w:hAnsi="ＭＳ Ｐ明朝" w:hint="eastAsia"/>
+        </w:rPr>
+      </w:pPr>
+      <w:r>
+        <w:rPr>
+          <w:rFonts w:ascii="ＭＳ Ｐ明朝" w:eastAsia="ＭＳ Ｐ明朝" w:hAnsi="ＭＳ Ｐ明朝"/>
+        </w:rPr>
+        <w:t>Three.jsを用いて日田市の3D観光マップを制作し、観光スポットを分かりやすく紹介するWebコンテンツを</w:t>
+      </w:r>
+      <w:r>
+        <w:rPr>
+          <w:rFonts w:ascii="ＭＳ Ｐ明朝" w:eastAsia="ＭＳ Ｐ明朝" w:hAnsi="ＭＳ Ｐ明朝" w:hint="eastAsia"/>
+        </w:rPr>
+        <w:t>目指す。</w:t>
+      </w:r>
+    </w:p>
+    <w:p>
+      <w:pPr>
+        <w:rPr>
+          <w:rFonts w:ascii="ＭＳ Ｐ明朝" w:eastAsia="ＭＳ Ｐ明朝" w:hAnsi="ＭＳ Ｐ明朝"/>
+        </w:rPr>
+      </w:pPr>
+      <w:r>
+        <w:rPr>
+          <w:rFonts w:ascii="ＭＳ Ｐ明朝" w:eastAsia="ＭＳ Ｐ明朝" w:hAnsi="ＭＳ Ｐ明朝"/>
+        </w:rPr>
+        <w:t>3D技術を活用して、観光スポットの位置関係をより分かりやすく伝えたいと考えた。</w:t>
+      </w:r>
+    </w:p>
+    <w:p>
+      <w:pPr>
+        <w:rPr>
+          <w:rFonts w:ascii="ＭＳ Ｐ明朝" w:eastAsia="ＭＳ Ｐ明朝" w:hAnsi="ＭＳ Ｐ明朝" w:hint="eastAsia"/>
         </w:rPr>
       </w:pPr>
     </w:p>
@@ -1498,7 +1504,6 @@
   <w:style w:type="character" w:default="1" w:styleId="a0">
     <w:name w:val="Default Paragraph Font"/>
     <w:uiPriority w:val="1"/>
-    <w:semiHidden/>
     <w:unhideWhenUsed/>
   </w:style>
   <w:style w:type="table" w:default="1" w:styleId="a1">

--- a/制作ノート２_25098_安永卓真.docx
+++ b/制作ノート２_25098_安永卓真.docx
@@ -111,7 +111,7 @@
     <w:p>
       <w:pPr>
         <w:rPr>
-          <w:rFonts w:ascii="ＭＳ Ｐ明朝" w:eastAsia="ＭＳ Ｐ明朝" w:hAnsi="ＭＳ Ｐ明朝" w:hint="eastAsia"/>
+          <w:rFonts w:ascii="ＭＳ Ｐ明朝" w:eastAsia="ＭＳ Ｐ明朝" w:hAnsi="ＭＳ Ｐ明朝"/>
         </w:rPr>
       </w:pPr>
       <w:r>
@@ -143,7 +143,7 @@
     <w:p>
       <w:pPr>
         <w:rPr>
-          <w:rFonts w:ascii="ＭＳ Ｐ明朝" w:eastAsia="ＭＳ Ｐ明朝" w:hAnsi="ＭＳ Ｐ明朝" w:hint="eastAsia"/>
+          <w:rFonts w:ascii="ＭＳ Ｐ明朝" w:eastAsia="ＭＳ Ｐ明朝" w:hAnsi="ＭＳ Ｐ明朝"/>
         </w:rPr>
       </w:pPr>
     </w:p>
@@ -170,7 +170,7 @@
         <w:rPr>
           <w:rFonts w:ascii="ＭＳ Ｐ明朝" w:eastAsia="ＭＳ Ｐ明朝" w:hAnsi="ＭＳ Ｐ明朝"/>
         </w:rPr>
-        <w:t>日田市への観光を検討している10代後半から40代の観光客、および日田市について詳しく知らない県外在住者。</w:t>
+        <w:t>日田市への観光を検討している観光客、および日田市について詳しく知らない県外在住者。</w:t>
       </w:r>
     </w:p>
     <w:p>
@@ -230,6 +230,18 @@
         </w:rPr>
         <w:t>6月</w:t>
       </w:r>
+      <w:r>
+        <w:rPr>
+          <w:rFonts w:ascii="ＭＳ Ｐ明朝" w:eastAsia="ＭＳ Ｐ明朝" w:hAnsi="ＭＳ Ｐ明朝" w:hint="eastAsia"/>
+        </w:rPr>
+        <w:t xml:space="preserve">　　　</w:t>
+      </w:r>
+      <w:r>
+        <w:rPr>
+          <w:rFonts w:ascii="ＭＳ Ｐ明朝" w:eastAsia="ＭＳ Ｐ明朝" w:hAnsi="ＭＳ Ｐ明朝"/>
+        </w:rPr>
+        <w:t>制作ノート記入</w:t>
+      </w:r>
     </w:p>
     <w:p>
       <w:pPr>
@@ -243,6 +255,18 @@
         </w:rPr>
         <w:t>7月</w:t>
       </w:r>
+      <w:r>
+        <w:rPr>
+          <w:rFonts w:ascii="ＭＳ Ｐ明朝" w:eastAsia="ＭＳ Ｐ明朝" w:hAnsi="ＭＳ Ｐ明朝" w:hint="eastAsia"/>
+        </w:rPr>
+        <w:t xml:space="preserve">　　　</w:t>
+      </w:r>
+      <w:r>
+        <w:rPr>
+          <w:rFonts w:ascii="ＭＳ Ｐ明朝" w:eastAsia="ＭＳ Ｐ明朝" w:hAnsi="ＭＳ Ｐ明朝"/>
+        </w:rPr>
+        <w:t>Three.js の学習</w:t>
+      </w:r>
     </w:p>
     <w:p>
       <w:pPr>
@@ -256,6 +280,18 @@
         </w:rPr>
         <w:t>8月</w:t>
       </w:r>
+      <w:r>
+        <w:rPr>
+          <w:rFonts w:ascii="ＭＳ Ｐ明朝" w:eastAsia="ＭＳ Ｐ明朝" w:hAnsi="ＭＳ Ｐ明朝" w:hint="eastAsia"/>
+        </w:rPr>
+        <w:t xml:space="preserve">　　　</w:t>
+      </w:r>
+      <w:r>
+        <w:rPr>
+          <w:rFonts w:ascii="ＭＳ Ｐ明朝" w:eastAsia="ＭＳ Ｐ明朝" w:hAnsi="ＭＳ Ｐ明朝"/>
+        </w:rPr>
+        <w:t>3Dマップ構成設計・日田市地図・観光地情報収集</w:t>
+      </w:r>
     </w:p>
     <w:p>
       <w:pPr>
@@ -269,6 +305,18 @@
         </w:rPr>
         <w:t>9月</w:t>
       </w:r>
+      <w:r>
+        <w:rPr>
+          <w:rFonts w:ascii="ＭＳ Ｐ明朝" w:eastAsia="ＭＳ Ｐ明朝" w:hAnsi="ＭＳ Ｐ明朝" w:hint="eastAsia"/>
+        </w:rPr>
+        <w:t xml:space="preserve">　　　</w:t>
+      </w:r>
+      <w:r>
+        <w:rPr>
+          <w:rFonts w:ascii="ＭＳ Ｐ明朝" w:eastAsia="ＭＳ Ｐ明朝" w:hAnsi="ＭＳ Ｐ明朝"/>
+        </w:rPr>
+        <w:t>ベースとなる3D空間作成（地面・カメラ・操作）</w:t>
+      </w:r>
     </w:p>
     <w:p>
       <w:pPr>
@@ -282,6 +330,24 @@
         </w:rPr>
         <w:t>１０月</w:t>
       </w:r>
+      <w:r>
+        <w:rPr>
+          <w:rFonts w:ascii="ＭＳ Ｐ明朝" w:eastAsia="ＭＳ Ｐ明朝" w:hAnsi="ＭＳ Ｐ明朝" w:hint="eastAsia"/>
+        </w:rPr>
+        <w:t xml:space="preserve">　　</w:t>
+      </w:r>
+      <w:r>
+        <w:rPr>
+          <w:rFonts w:ascii="ＭＳ Ｐ明朝" w:eastAsia="ＭＳ Ｐ明朝" w:hAnsi="ＭＳ Ｐ明朝" w:hint="eastAsia"/>
+        </w:rPr>
+        <w:t xml:space="preserve">　</w:t>
+      </w:r>
+      <w:r>
+        <w:rPr>
+          <w:rFonts w:ascii="ＭＳ Ｐ明朝" w:eastAsia="ＭＳ Ｐ明朝" w:hAnsi="ＭＳ Ｐ明朝"/>
+        </w:rPr>
+        <w:t>観光スポット配置（マーカー・建物モデル）</w:t>
+      </w:r>
     </w:p>
     <w:p>
       <w:pPr>
@@ -295,6 +361,36 @@
         </w:rPr>
         <w:t>11月</w:t>
       </w:r>
+      <w:r>
+        <w:rPr>
+          <w:rFonts w:ascii="ＭＳ Ｐ明朝" w:eastAsia="ＭＳ Ｐ明朝" w:hAnsi="ＭＳ Ｐ明朝" w:hint="eastAsia"/>
+        </w:rPr>
+        <w:t xml:space="preserve">　</w:t>
+      </w:r>
+      <w:r>
+        <w:rPr>
+          <w:rFonts w:ascii="ＭＳ Ｐ明朝" w:eastAsia="ＭＳ Ｐ明朝" w:hAnsi="ＭＳ Ｐ明朝" w:hint="eastAsia"/>
+        </w:rPr>
+        <w:t xml:space="preserve">　</w:t>
+      </w:r>
+      <w:r>
+        <w:rPr>
+          <w:rFonts w:ascii="ＭＳ Ｐ明朝" w:eastAsia="ＭＳ Ｐ明朝" w:hAnsi="ＭＳ Ｐ明朝"/>
+        </w:rPr>
+        <w:t>クリック機能（説明表示・画像表示）追加</w:t>
+      </w:r>
+      <w:r>
+        <w:rPr>
+          <w:rFonts w:ascii="ＭＳ Ｐ明朝" w:eastAsia="ＭＳ Ｐ明朝" w:hAnsi="ＭＳ Ｐ明朝" w:hint="eastAsia"/>
+        </w:rPr>
+        <w:t>、</w:t>
+      </w:r>
+      <w:r>
+        <w:rPr>
+          <w:rFonts w:ascii="ＭＳ Ｐ明朝" w:eastAsia="ＭＳ Ｐ明朝" w:hAnsi="ＭＳ Ｐ明朝"/>
+        </w:rPr>
+        <w:t>UI改善・動作テスト・軽量化</w:t>
+      </w:r>
     </w:p>
     <w:p>
       <w:pPr>
@@ -308,11 +404,23 @@
         </w:rPr>
         <w:t>12月</w:t>
       </w:r>
-    </w:p>
-    <w:p>
-      <w:pPr>
-        <w:rPr>
-          <w:rFonts w:ascii="ＭＳ Ｐ明朝" w:eastAsia="ＭＳ Ｐ明朝" w:hAnsi="ＭＳ Ｐ明朝"/>
+      <w:r>
+        <w:rPr>
+          <w:rFonts w:ascii="ＭＳ Ｐ明朝" w:eastAsia="ＭＳ Ｐ明朝" w:hAnsi="ＭＳ Ｐ明朝" w:hint="eastAsia"/>
+        </w:rPr>
+        <w:t xml:space="preserve">　　</w:t>
+      </w:r>
+      <w:r>
+        <w:rPr>
+          <w:rFonts w:ascii="ＭＳ Ｐ明朝" w:eastAsia="ＭＳ Ｐ明朝" w:hAnsi="ＭＳ Ｐ明朝"/>
+        </w:rPr>
+        <w:t>全体統合・デザイン調整・最終仕上げ</w:t>
+      </w:r>
+    </w:p>
+    <w:p>
+      <w:pPr>
+        <w:rPr>
+          <w:rFonts w:ascii="ＭＳ Ｐ明朝" w:eastAsia="ＭＳ Ｐ明朝" w:hAnsi="ＭＳ Ｐ明朝" w:hint="eastAsia"/>
         </w:rPr>
       </w:pPr>
       <w:r>
@@ -321,6 +429,12 @@
         </w:rPr>
         <w:t>1月</w:t>
       </w:r>
+      <w:r>
+        <w:rPr>
+          <w:rFonts w:ascii="ＭＳ Ｐ明朝" w:eastAsia="ＭＳ Ｐ明朝" w:hAnsi="ＭＳ Ｐ明朝" w:hint="eastAsia"/>
+        </w:rPr>
+        <w:t xml:space="preserve">　　</w:t>
+      </w:r>
     </w:p>
     <w:p>
       <w:pPr>
@@ -334,6 +448,12 @@
         </w:rPr>
         <w:t>2月</w:t>
       </w:r>
+      <w:r>
+        <w:rPr>
+          <w:rFonts w:ascii="ＭＳ Ｐ明朝" w:eastAsia="ＭＳ Ｐ明朝" w:hAnsi="ＭＳ Ｐ明朝" w:hint="eastAsia"/>
+        </w:rPr>
+        <w:t xml:space="preserve">　　</w:t>
+      </w:r>
     </w:p>
     <w:p>
       <w:pPr>
@@ -347,6 +467,12 @@
         </w:rPr>
         <w:t>3月</w:t>
       </w:r>
+      <w:r>
+        <w:rPr>
+          <w:rFonts w:ascii="ＭＳ Ｐ明朝" w:eastAsia="ＭＳ Ｐ明朝" w:hAnsi="ＭＳ Ｐ明朝" w:hint="eastAsia"/>
+        </w:rPr>
+        <w:t xml:space="preserve">　　</w:t>
+      </w:r>
     </w:p>
     <w:p>
       <w:pPr>
@@ -378,19 +504,6 @@
         <w:rPr>
           <w:rFonts w:ascii="ＭＳ Ｐ明朝" w:eastAsia="ＭＳ Ｐ明朝" w:hAnsi="ＭＳ Ｐ明朝"/>
         </w:rPr>
-        <w:t>Three.js（3D表現用ライブラリ）</w:t>
-      </w:r>
-    </w:p>
-    <w:p>
-      <w:pPr>
-        <w:rPr>
-          <w:rFonts w:ascii="ＭＳ Ｐ明朝" w:eastAsia="ＭＳ Ｐ明朝" w:hAnsi="ＭＳ Ｐ明朝"/>
-        </w:rPr>
-      </w:pPr>
-      <w:r>
-        <w:rPr>
-          <w:rFonts w:ascii="ＭＳ Ｐ明朝" w:eastAsia="ＭＳ Ｐ明朝" w:hAnsi="ＭＳ Ｐ明朝"/>
-        </w:rPr>
         <w:t>日田市の観光情報や地図データ</w:t>
       </w:r>
     </w:p>
@@ -404,21 +517,67 @@
         <w:rPr>
           <w:rFonts w:ascii="ＭＳ Ｐ明朝" w:eastAsia="ＭＳ Ｐ明朝" w:hAnsi="ＭＳ Ｐ明朝"/>
         </w:rPr>
+        <w:t>観光地の写真や資料</w:t>
+      </w:r>
+    </w:p>
+    <w:p>
+      <w:pPr>
+        <w:rPr>
+          <w:rFonts w:ascii="ＭＳ Ｐ明朝" w:eastAsia="ＭＳ Ｐ明朝" w:hAnsi="ＭＳ Ｐ明朝"/>
+        </w:rPr>
+      </w:pPr>
+      <w:r>
+        <w:rPr>
+          <w:rFonts w:ascii="ＭＳ Ｐ明朝" w:eastAsia="ＭＳ Ｐ明朝" w:hAnsi="ＭＳ Ｐ明朝"/>
+        </w:rPr>
         <w:lastRenderedPageBreak/>
-        <w:t>観光地の写真や資料</w:t>
-      </w:r>
-    </w:p>
-    <w:p>
-      <w:pPr>
-        <w:rPr>
-          <w:rFonts w:ascii="ＭＳ Ｐ明朝" w:eastAsia="ＭＳ Ｐ明朝" w:hAnsi="ＭＳ Ｐ明朝"/>
-        </w:rPr>
-      </w:pPr>
-      <w:r>
-        <w:rPr>
-          <w:rFonts w:ascii="ＭＳ Ｐ明朝" w:eastAsia="ＭＳ Ｐ明朝" w:hAnsi="ＭＳ Ｐ明朝"/>
-        </w:rPr>
         <w:t>参考となる3Dマップや観光Webサイトの調査</w:t>
+      </w:r>
+    </w:p>
+    <w:p>
+      <w:pPr>
+        <w:rPr>
+          <w:rFonts w:ascii="ＭＳ Ｐ明朝" w:eastAsia="ＭＳ Ｐ明朝" w:hAnsi="ＭＳ Ｐ明朝" w:hint="eastAsia"/>
+        </w:rPr>
+      </w:pPr>
+      <w:r>
+        <w:rPr>
+          <w:rFonts w:ascii="ＭＳ Ｐ明朝" w:eastAsia="ＭＳ Ｐ明朝" w:hAnsi="ＭＳ Ｐ明朝"/>
+        </w:rPr>
+        <w:t>使用アプリ・ソフト</w:t>
+      </w:r>
+      <w:r>
+        <w:rPr>
+          <w:rFonts w:ascii="ＭＳ Ｐ明朝" w:eastAsia="ＭＳ Ｐ明朝" w:hAnsi="ＭＳ Ｐ明朝"/>
+        </w:rPr>
+        <w:br/>
+        <w:t>Visual Studio Code</w:t>
+      </w:r>
+      <w:r>
+        <w:rPr>
+          <w:rFonts w:ascii="ＭＳ Ｐ明朝" w:eastAsia="ＭＳ Ｐ明朝" w:hAnsi="ＭＳ Ｐ明朝"/>
+        </w:rPr>
+        <w:t xml:space="preserve"> </w:t>
+      </w:r>
+      <w:r>
+        <w:rPr>
+          <w:rFonts w:ascii="ＭＳ Ｐ明朝" w:eastAsia="ＭＳ Ｐ明朝" w:hAnsi="ＭＳ Ｐ明朝"/>
+        </w:rPr>
+        <w:br/>
+        <w:t>Three.js</w:t>
+      </w:r>
+      <w:r>
+        <w:rPr>
+          <w:rFonts w:ascii="ＭＳ Ｐ明朝" w:eastAsia="ＭＳ Ｐ明朝" w:hAnsi="ＭＳ Ｐ明朝"/>
+        </w:rPr>
+        <w:t xml:space="preserve"> </w:t>
+      </w:r>
+      <w:r>
+        <w:rPr>
+          <w:rFonts w:ascii="ＭＳ Ｐ明朝" w:eastAsia="ＭＳ Ｐ明朝" w:hAnsi="ＭＳ Ｐ明朝"/>
+        </w:rPr>
+        <w:br/>
+        <w:t>GitHub</w:t>
       </w:r>
     </w:p>
     <w:p>

--- a/制作ノート２_25098_安永卓真.docx
+++ b/制作ノート２_25098_安永卓真.docx
@@ -118,26 +118,20 @@
         <w:rPr>
           <w:rFonts w:ascii="ＭＳ Ｐ明朝" w:eastAsia="ＭＳ Ｐ明朝" w:hAnsi="ＭＳ Ｐ明朝"/>
         </w:rPr>
-        <w:t>Three.jsを用いて日田市の3D観光マップを制作し、観光スポットを分かりやすく紹介するWebコンテンツを</w:t>
-      </w:r>
-      <w:r>
-        <w:rPr>
-          <w:rFonts w:ascii="ＭＳ Ｐ明朝" w:eastAsia="ＭＳ Ｐ明朝" w:hAnsi="ＭＳ Ｐ明朝" w:hint="eastAsia"/>
-        </w:rPr>
-        <w:t>目指す。</w:t>
-      </w:r>
-    </w:p>
-    <w:p>
-      <w:pPr>
-        <w:rPr>
-          <w:rFonts w:ascii="ＭＳ Ｐ明朝" w:eastAsia="ＭＳ Ｐ明朝" w:hAnsi="ＭＳ Ｐ明朝"/>
-        </w:rPr>
-      </w:pPr>
-      <w:r>
-        <w:rPr>
-          <w:rFonts w:ascii="ＭＳ Ｐ明朝" w:eastAsia="ＭＳ Ｐ明朝" w:hAnsi="ＭＳ Ｐ明朝"/>
-        </w:rPr>
-        <w:t>3D技術を活用して、観光スポットの位置関係をより分かりやすく伝えたいと考えた。</w:t>
+        <w:t>Three.jsを用いて豆田町の街並みを3Dで表現し、観光スポットの位置関係や町全体の雰囲気を直感的に分かりやすく伝えることで、観光前の情報収集や散策を支援する。</w:t>
+      </w:r>
+    </w:p>
+    <w:p>
+      <w:pPr>
+        <w:rPr>
+          <w:rFonts w:ascii="ＭＳ Ｐ明朝" w:eastAsia="ＭＳ Ｐ明朝" w:hAnsi="ＭＳ Ｐ明朝"/>
+        </w:rPr>
+      </w:pPr>
+      <w:r>
+        <w:rPr>
+          <w:rFonts w:ascii="ＭＳ Ｐ明朝" w:eastAsia="ＭＳ Ｐ明朝" w:hAnsi="ＭＳ Ｐ明朝"/>
+        </w:rPr>
+        <w:t>日田市観光紹介サイトでは観光スポットの情報を紹介できるが、写真や文章だけでは豆田町の街並みや観光スポットの位置関係をイメージしにくい。そこで、Three.jsを用いて豆田町を3Dで表現し、観光前に街並みの雰囲気や位置関係を直感的に把握できるWebコンテンツを制作したいと考えた。</w:t>
       </w:r>
     </w:p>
     <w:p>
@@ -170,7 +164,7 @@
         <w:rPr>
           <w:rFonts w:ascii="ＭＳ Ｐ明朝" w:eastAsia="ＭＳ Ｐ明朝" w:hAnsi="ＭＳ Ｐ明朝"/>
         </w:rPr>
-        <w:t>日田市への観光を検討している観光客、および日田市について詳しく知らない県外在住者。</w:t>
+        <w:t>豆田町への観光を検討している観光客</w:t>
       </w:r>
     </w:p>
     <w:p>
@@ -420,7 +414,7 @@
     <w:p>
       <w:pPr>
         <w:rPr>
-          <w:rFonts w:ascii="ＭＳ Ｐ明朝" w:eastAsia="ＭＳ Ｐ明朝" w:hAnsi="ＭＳ Ｐ明朝" w:hint="eastAsia"/>
+          <w:rFonts w:ascii="ＭＳ Ｐ明朝" w:eastAsia="ＭＳ Ｐ明朝" w:hAnsi="ＭＳ Ｐ明朝"/>
         </w:rPr>
       </w:pPr>
       <w:r>
@@ -435,43 +429,11 @@
         </w:rPr>
         <w:t xml:space="preserve">　　</w:t>
       </w:r>
-    </w:p>
-    <w:p>
-      <w:pPr>
-        <w:rPr>
-          <w:rFonts w:ascii="ＭＳ Ｐ明朝" w:eastAsia="ＭＳ Ｐ明朝" w:hAnsi="ＭＳ Ｐ明朝"/>
-        </w:rPr>
-      </w:pPr>
-      <w:r>
-        <w:rPr>
-          <w:rFonts w:ascii="ＭＳ Ｐ明朝" w:eastAsia="ＭＳ Ｐ明朝" w:hAnsi="ＭＳ Ｐ明朝" w:hint="eastAsia"/>
-        </w:rPr>
-        <w:t>2月</w:t>
-      </w:r>
-      <w:r>
-        <w:rPr>
-          <w:rFonts w:ascii="ＭＳ Ｐ明朝" w:eastAsia="ＭＳ Ｐ明朝" w:hAnsi="ＭＳ Ｐ明朝" w:hint="eastAsia"/>
-        </w:rPr>
-        <w:t xml:space="preserve">　　</w:t>
-      </w:r>
-    </w:p>
-    <w:p>
-      <w:pPr>
-        <w:rPr>
-          <w:rFonts w:ascii="ＭＳ Ｐ明朝" w:eastAsia="ＭＳ Ｐ明朝" w:hAnsi="ＭＳ Ｐ明朝"/>
-        </w:rPr>
-      </w:pPr>
-      <w:r>
-        <w:rPr>
-          <w:rFonts w:ascii="ＭＳ Ｐ明朝" w:eastAsia="ＭＳ Ｐ明朝" w:hAnsi="ＭＳ Ｐ明朝" w:hint="eastAsia"/>
-        </w:rPr>
-        <w:t>3月</w:t>
-      </w:r>
-      <w:r>
-        <w:rPr>
-          <w:rFonts w:ascii="ＭＳ Ｐ明朝" w:eastAsia="ＭＳ Ｐ明朝" w:hAnsi="ＭＳ Ｐ明朝" w:hint="eastAsia"/>
-        </w:rPr>
-        <w:t xml:space="preserve">　　</w:t>
+      <w:r>
+        <w:rPr>
+          <w:rFonts w:ascii="ＭＳ Ｐ明朝" w:eastAsia="ＭＳ Ｐ明朝" w:hAnsi="ＭＳ Ｐ明朝"/>
+        </w:rPr>
+        <w:t>展示準備</w:t>
       </w:r>
     </w:p>
     <w:p>
@@ -504,20 +466,33 @@
         <w:rPr>
           <w:rFonts w:ascii="ＭＳ Ｐ明朝" w:eastAsia="ＭＳ Ｐ明朝" w:hAnsi="ＭＳ Ｐ明朝"/>
         </w:rPr>
-        <w:t>日田市の観光情報や地図データ</w:t>
-      </w:r>
-    </w:p>
-    <w:p>
-      <w:pPr>
-        <w:rPr>
-          <w:rFonts w:ascii="ＭＳ Ｐ明朝" w:eastAsia="ＭＳ Ｐ明朝" w:hAnsi="ＭＳ Ｐ明朝"/>
-        </w:rPr>
-      </w:pPr>
-      <w:r>
-        <w:rPr>
-          <w:rFonts w:ascii="ＭＳ Ｐ明朝" w:eastAsia="ＭＳ Ｐ明朝" w:hAnsi="ＭＳ Ｐ明朝"/>
-        </w:rPr>
-        <w:t>観光地の写真や資料</w:t>
+        <w:t xml:space="preserve">豆田町の地図・街並みの資料 </w:t>
+      </w:r>
+    </w:p>
+    <w:p>
+      <w:pPr>
+        <w:rPr>
+          <w:rFonts w:ascii="ＭＳ Ｐ明朝" w:eastAsia="ＭＳ Ｐ明朝" w:hAnsi="ＭＳ Ｐ明朝"/>
+        </w:rPr>
+      </w:pPr>
+      <w:r>
+        <w:rPr>
+          <w:rFonts w:ascii="ＭＳ Ｐ明朝" w:eastAsia="ＭＳ Ｐ明朝" w:hAnsi="ＭＳ Ｐ明朝"/>
+        </w:rPr>
+        <w:t xml:space="preserve">豆田町の建物配置の調査 </w:t>
+      </w:r>
+    </w:p>
+    <w:p>
+      <w:pPr>
+        <w:rPr>
+          <w:rFonts w:ascii="ＭＳ Ｐ明朝" w:eastAsia="ＭＳ Ｐ明朝" w:hAnsi="ＭＳ Ｐ明朝"/>
+        </w:rPr>
+      </w:pPr>
+      <w:r>
+        <w:rPr>
+          <w:rFonts w:ascii="ＭＳ Ｐ明朝" w:eastAsia="ＭＳ Ｐ明朝" w:hAnsi="ＭＳ Ｐ明朝"/>
+        </w:rPr>
+        <w:t>建物や道路の参考写真</w:t>
       </w:r>
     </w:p>
     <w:p>
@@ -531,19 +506,6 @@
           <w:rFonts w:ascii="ＭＳ Ｐ明朝" w:eastAsia="ＭＳ Ｐ明朝" w:hAnsi="ＭＳ Ｐ明朝"/>
         </w:rPr>
         <w:lastRenderedPageBreak/>
-        <w:t>参考となる3Dマップや観光Webサイトの調査</w:t>
-      </w:r>
-    </w:p>
-    <w:p>
-      <w:pPr>
-        <w:rPr>
-          <w:rFonts w:ascii="ＭＳ Ｐ明朝" w:eastAsia="ＭＳ Ｐ明朝" w:hAnsi="ＭＳ Ｐ明朝" w:hint="eastAsia"/>
-        </w:rPr>
-      </w:pPr>
-      <w:r>
-        <w:rPr>
-          <w:rFonts w:ascii="ＭＳ Ｐ明朝" w:eastAsia="ＭＳ Ｐ明朝" w:hAnsi="ＭＳ Ｐ明朝"/>
-        </w:rPr>
         <w:t>使用アプリ・ソフト</w:t>
       </w:r>
       <w:r>
@@ -551,26 +513,14 @@
           <w:rFonts w:ascii="ＭＳ Ｐ明朝" w:eastAsia="ＭＳ Ｐ明朝" w:hAnsi="ＭＳ Ｐ明朝"/>
         </w:rPr>
         <w:br/>
-        <w:t>Visual Studio Code</w:t>
-      </w:r>
-      <w:r>
-        <w:rPr>
-          <w:rFonts w:ascii="ＭＳ Ｐ明朝" w:eastAsia="ＭＳ Ｐ明朝" w:hAnsi="ＭＳ Ｐ明朝"/>
-        </w:rPr>
-        <w:t xml:space="preserve"> </w:t>
+        <w:t xml:space="preserve">Visual Studio Code </w:t>
       </w:r>
       <w:r>
         <w:rPr>
           <w:rFonts w:ascii="ＭＳ Ｐ明朝" w:eastAsia="ＭＳ Ｐ明朝" w:hAnsi="ＭＳ Ｐ明朝"/>
         </w:rPr>
         <w:br/>
-        <w:t>Three.js</w:t>
-      </w:r>
-      <w:r>
-        <w:rPr>
-          <w:rFonts w:ascii="ＭＳ Ｐ明朝" w:eastAsia="ＭＳ Ｐ明朝" w:hAnsi="ＭＳ Ｐ明朝"/>
-        </w:rPr>
-        <w:t xml:space="preserve"> </w:t>
+        <w:t xml:space="preserve">Three.js </w:t>
       </w:r>
       <w:r>
         <w:rPr>
@@ -610,59 +560,7 @@
         <w:rPr>
           <w:rFonts w:ascii="ＭＳ Ｐ明朝" w:eastAsia="ＭＳ Ｐ明朝" w:hAnsi="ＭＳ Ｐ明朝"/>
         </w:rPr>
-        <w:t>サイト名（仮）</w:t>
-      </w:r>
-      <w:r>
-        <w:rPr>
-          <w:rFonts w:ascii="ＭＳ Ｐ明朝" w:eastAsia="ＭＳ Ｐ明朝" w:hAnsi="ＭＳ Ｐ明朝" w:hint="eastAsia"/>
-        </w:rPr>
-        <w:t xml:space="preserve">　</w:t>
-      </w:r>
-      <w:r>
-        <w:rPr>
-          <w:rFonts w:ascii="ＭＳ Ｐ明朝" w:eastAsia="ＭＳ Ｐ明朝" w:hAnsi="ＭＳ Ｐ明朝"/>
-        </w:rPr>
-        <w:t>日田3D観光マップ</w:t>
-      </w:r>
-    </w:p>
-    <w:p>
-      <w:pPr>
-        <w:ind w:left="880" w:hangingChars="400" w:hanging="880"/>
-        <w:rPr>
-          <w:rFonts w:ascii="ＭＳ Ｐ明朝" w:eastAsia="ＭＳ Ｐ明朝" w:hAnsi="ＭＳ Ｐ明朝"/>
-        </w:rPr>
-      </w:pPr>
-      <w:r>
-        <w:rPr>
-          <w:rFonts w:ascii="ＭＳ Ｐ明朝" w:eastAsia="ＭＳ Ｐ明朝" w:hAnsi="ＭＳ Ｐ明朝"/>
-        </w:rPr>
-        <w:t>制作案</w:t>
-      </w:r>
-      <w:r>
-        <w:rPr>
-          <w:rFonts w:ascii="ＭＳ Ｐ明朝" w:eastAsia="ＭＳ Ｐ明朝" w:hAnsi="ＭＳ Ｐ明朝" w:hint="eastAsia"/>
-        </w:rPr>
-        <w:t xml:space="preserve">　</w:t>
-      </w:r>
-      <w:r>
-        <w:rPr>
-          <w:rFonts w:ascii="ＭＳ Ｐ明朝" w:eastAsia="ＭＳ Ｐ明朝" w:hAnsi="ＭＳ Ｐ明朝"/>
-        </w:rPr>
-        <w:t>Three.jsを用いて、日田市の観光スポットを3Dマップ上に表示するWebコンテンツを制作する。利用者がマウス操作で3Dマップを回転・拡大・縮小しながら観光地を閲覧できるようにする。</w:t>
-      </w:r>
-    </w:p>
-    <w:p>
-      <w:pPr>
-        <w:ind w:leftChars="400" w:left="880"/>
-        <w:rPr>
-          <w:rFonts w:ascii="ＭＳ Ｐ明朝" w:eastAsia="ＭＳ Ｐ明朝" w:hAnsi="ＭＳ Ｐ明朝"/>
-        </w:rPr>
-      </w:pPr>
-      <w:r>
-        <w:rPr>
-          <w:rFonts w:ascii="ＭＳ Ｐ明朝" w:eastAsia="ＭＳ Ｐ明朝" w:hAnsi="ＭＳ Ｐ明朝"/>
-        </w:rPr>
-        <w:t>また、観光スポットをクリックすると、テーマ1で制作する日田市紹介サイトの該当ページへ遷移し、観光地の詳細情報や写真、アクセス情報などを閲覧できるようにする。</w:t>
+        <w:t>Three.jsを用いて豆田町のメインストリート周辺を3Dで表現した観光マップを制作する。利用者はマウスで視点を操作しながら街並みを閲覧でき、建物や観光スポットにマウスを乗せると名称を表示する。また、日田市観光紹介サイトと連携し、観光前に街並みや観光スポットの位置関係を分かりやすく把握できるコンテンツを目指す。</w:t>
       </w:r>
     </w:p>
     <w:p>
@@ -691,33 +589,59 @@
       </w:pPr>
       <w:r>
         <w:rPr>
-          <w:rFonts w:ascii="ＭＳ Ｐ明朝" w:eastAsia="ＭＳ Ｐ明朝" w:hAnsi="ＭＳ Ｐ明朝" w:hint="eastAsia"/>
-        </w:rPr>
-        <w:t xml:space="preserve">　</w:t>
-      </w:r>
-      <w:r>
-        <w:rPr>
           <w:rFonts w:ascii="ＭＳ Ｐ明朝" w:eastAsia="ＭＳ Ｐ明朝" w:hAnsi="ＭＳ Ｐ明朝"/>
         </w:rPr>
         <w:t>トップページ</w:t>
       </w:r>
-      <w:r>
-        <w:rPr>
-          <w:rFonts w:ascii="ＭＳ Ｐ明朝" w:eastAsia="ＭＳ Ｐ明朝" w:hAnsi="ＭＳ Ｐ明朝" w:hint="eastAsia"/>
-        </w:rPr>
-        <w:t>（</w:t>
-      </w:r>
-      <w:r>
-        <w:rPr>
-          <w:rFonts w:ascii="ＭＳ Ｐ明朝" w:eastAsia="ＭＳ Ｐ明朝" w:hAnsi="ＭＳ Ｐ明朝"/>
-        </w:rPr>
-        <w:t>サイトの概要や日田市の魅力を紹介する。</w:t>
-      </w:r>
-      <w:r>
-        <w:rPr>
-          <w:rFonts w:ascii="ＭＳ Ｐ明朝" w:eastAsia="ＭＳ Ｐ明朝" w:hAnsi="ＭＳ Ｐ明朝" w:hint="eastAsia"/>
-        </w:rPr>
-        <w:t>）</w:t>
+    </w:p>
+    <w:p>
+      <w:pPr>
+        <w:rPr>
+          <w:rFonts w:ascii="ＭＳ Ｐ明朝" w:eastAsia="ＭＳ Ｐ明朝" w:hAnsi="ＭＳ Ｐ明朝"/>
+        </w:rPr>
+      </w:pPr>
+      <w:r>
+        <w:rPr>
+          <w:rFonts w:ascii="ＭＳ Ｐ明朝" w:eastAsia="ＭＳ Ｐ明朝" w:hAnsi="ＭＳ Ｐ明朝"/>
+        </w:rPr>
+        <w:t>掲載内容</w:t>
+      </w:r>
+    </w:p>
+    <w:p>
+      <w:pPr>
+        <w:rPr>
+          <w:rFonts w:ascii="ＭＳ Ｐ明朝" w:eastAsia="ＭＳ Ｐ明朝" w:hAnsi="ＭＳ Ｐ明朝"/>
+        </w:rPr>
+      </w:pPr>
+      <w:r>
+        <w:rPr>
+          <w:rFonts w:ascii="ＭＳ Ｐ明朝" w:eastAsia="ＭＳ Ｐ明朝" w:hAnsi="ＭＳ Ｐ明朝"/>
+        </w:rPr>
+        <w:t>サイトの概要</w:t>
+      </w:r>
+      <w:r>
+        <w:rPr>
+          <w:rFonts w:ascii="ＭＳ Ｐ明朝" w:eastAsia="ＭＳ Ｐ明朝" w:hAnsi="ＭＳ Ｐ明朝" w:hint="eastAsia"/>
+        </w:rPr>
+        <w:t>、</w:t>
+      </w:r>
+      <w:r>
+        <w:rPr>
+          <w:rFonts w:ascii="ＭＳ Ｐ明朝" w:eastAsia="ＭＳ Ｐ明朝" w:hAnsi="ＭＳ Ｐ明朝"/>
+        </w:rPr>
+        <w:t>3D観光マップの使い方など</w:t>
+      </w:r>
+      <w:r>
+        <w:rPr>
+          <w:rFonts w:ascii="ＭＳ Ｐ明朝" w:eastAsia="ＭＳ Ｐ明朝" w:hAnsi="ＭＳ Ｐ明朝" w:hint="eastAsia"/>
+        </w:rPr>
+        <w:t>、</w:t>
+      </w:r>
+      <w:r>
+        <w:rPr>
+          <w:rFonts w:ascii="ＭＳ Ｐ明朝" w:eastAsia="ＭＳ Ｐ明朝" w:hAnsi="ＭＳ Ｐ明朝"/>
+        </w:rPr>
+        <w:t>各ページへのメニュー</w:t>
       </w:r>
     </w:p>
     <w:p>
@@ -733,12 +657,6 @@
       </w:pPr>
       <w:r>
         <w:rPr>
-          <w:rFonts w:ascii="ＭＳ Ｐ明朝" w:eastAsia="ＭＳ Ｐ明朝" w:hAnsi="ＭＳ Ｐ明朝" w:hint="eastAsia"/>
-        </w:rPr>
-        <w:t xml:space="preserve">　</w:t>
-      </w:r>
-      <w:r>
-        <w:rPr>
           <w:rFonts w:ascii="ＭＳ Ｐ明朝" w:eastAsia="ＭＳ Ｐ明朝" w:hAnsi="ＭＳ Ｐ明朝"/>
         </w:rPr>
         <w:t>3D観光マップ</w:t>
@@ -746,56 +664,143 @@
     </w:p>
     <w:p>
       <w:pPr>
-        <w:pStyle w:val="a9"/>
-        <w:numPr>
-          <w:ilvl w:val="0"/>
-          <w:numId w:val="1"/>
-        </w:numPr>
-        <w:rPr>
-          <w:rFonts w:ascii="ＭＳ Ｐ明朝" w:eastAsia="ＭＳ Ｐ明朝" w:hAnsi="ＭＳ Ｐ明朝"/>
-        </w:rPr>
-      </w:pPr>
-      <w:r>
-        <w:rPr>
-          <w:rFonts w:ascii="ＭＳ Ｐ明朝" w:eastAsia="ＭＳ Ｐ明朝" w:hAnsi="ＭＳ Ｐ明朝" w:hint="eastAsia"/>
-        </w:rPr>
-        <w:t xml:space="preserve">　</w:t>
-      </w:r>
-      <w:r>
-        <w:rPr>
-          <w:rFonts w:ascii="ＭＳ Ｐ明朝" w:eastAsia="ＭＳ Ｐ明朝" w:hAnsi="ＭＳ Ｐ明朝" w:hint="eastAsia"/>
-        </w:rPr>
-        <w:t>おすすめ</w:t>
-      </w:r>
-      <w:r>
-        <w:rPr>
-          <w:rFonts w:ascii="ＭＳ Ｐ明朝" w:eastAsia="ＭＳ Ｐ明朝" w:hAnsi="ＭＳ Ｐ明朝" w:hint="eastAsia"/>
-        </w:rPr>
-        <w:t>モデルコース</w:t>
-      </w:r>
-    </w:p>
-    <w:p>
-      <w:pPr>
-        <w:pStyle w:val="a9"/>
-        <w:numPr>
-          <w:ilvl w:val="0"/>
-          <w:numId w:val="1"/>
-        </w:numPr>
-        <w:rPr>
-          <w:rFonts w:ascii="ＭＳ Ｐ明朝" w:eastAsia="ＭＳ Ｐ明朝" w:hAnsi="ＭＳ Ｐ明朝"/>
-        </w:rPr>
-      </w:pPr>
-      <w:r>
-        <w:rPr>
-          <w:rFonts w:ascii="ＭＳ Ｐ明朝" w:eastAsia="ＭＳ Ｐ明朝" w:hAnsi="ＭＳ Ｐ明朝" w:hint="eastAsia"/>
-        </w:rPr>
-        <w:t xml:space="preserve">　</w:t>
-      </w:r>
-      <w:r>
-        <w:rPr>
-          <w:rFonts w:ascii="ＭＳ Ｐ明朝" w:eastAsia="ＭＳ Ｐ明朝" w:hAnsi="ＭＳ Ｐ明朝" w:hint="eastAsia"/>
-        </w:rPr>
-        <w:t>アクセス情報</w:t>
+        <w:rPr>
+          <w:rFonts w:ascii="ＭＳ Ｐ明朝" w:eastAsia="ＭＳ Ｐ明朝" w:hAnsi="ＭＳ Ｐ明朝"/>
+        </w:rPr>
+      </w:pPr>
+      <w:r>
+        <w:rPr>
+          <w:rFonts w:ascii="ＭＳ Ｐ明朝" w:eastAsia="ＭＳ Ｐ明朝" w:hAnsi="ＭＳ Ｐ明朝"/>
+        </w:rPr>
+        <w:t>豆田町を簡略化した3Dマップ</w:t>
+      </w:r>
+    </w:p>
+    <w:p>
+      <w:pPr>
+        <w:rPr>
+          <w:rFonts w:ascii="ＭＳ Ｐ明朝" w:eastAsia="ＭＳ Ｐ明朝" w:hAnsi="ＭＳ Ｐ明朝"/>
+        </w:rPr>
+      </w:pPr>
+      <w:r>
+        <w:rPr>
+          <w:rFonts w:ascii="ＭＳ Ｐ明朝" w:eastAsia="ＭＳ Ｐ明朝" w:hAnsi="ＭＳ Ｐ明朝" w:hint="eastAsia"/>
+        </w:rPr>
+        <w:t>制作範囲</w:t>
+      </w:r>
+    </w:p>
+    <w:p>
+      <w:pPr>
+        <w:rPr>
+          <w:rFonts w:ascii="ＭＳ Ｐ明朝" w:eastAsia="ＭＳ Ｐ明朝" w:hAnsi="ＭＳ Ｐ明朝"/>
+        </w:rPr>
+      </w:pPr>
+      <w:r>
+        <w:rPr>
+          <w:rFonts w:ascii="ＭＳ Ｐ明朝" w:eastAsia="ＭＳ Ｐ明朝" w:hAnsi="ＭＳ Ｐ明朝" w:hint="eastAsia"/>
+        </w:rPr>
+        <w:t>豆田町のメインストリート</w:t>
+      </w:r>
+      <w:r>
+        <w:rPr>
+          <w:rFonts w:ascii="ＭＳ Ｐ明朝" w:eastAsia="ＭＳ Ｐ明朝" w:hAnsi="ＭＳ Ｐ明朝" w:hint="eastAsia"/>
+        </w:rPr>
+        <w:t>、</w:t>
+      </w:r>
+      <w:r>
+        <w:rPr>
+          <w:rFonts w:ascii="ＭＳ Ｐ明朝" w:eastAsia="ＭＳ Ｐ明朝" w:hAnsi="ＭＳ Ｐ明朝" w:hint="eastAsia"/>
+        </w:rPr>
+        <w:t>観光客が多く訪れるエリア</w:t>
+      </w:r>
+    </w:p>
+    <w:p>
+      <w:pPr>
+        <w:rPr>
+          <w:rFonts w:ascii="ＭＳ Ｐ明朝" w:eastAsia="ＭＳ Ｐ明朝" w:hAnsi="ＭＳ Ｐ明朝"/>
+        </w:rPr>
+      </w:pPr>
+      <w:r>
+        <w:rPr>
+          <w:rFonts w:ascii="ＭＳ Ｐ明朝" w:eastAsia="ＭＳ Ｐ明朝" w:hAnsi="ＭＳ Ｐ明朝" w:hint="eastAsia"/>
+        </w:rPr>
+        <w:t>代表的な建物・観光スポット（～</w:t>
+      </w:r>
+      <w:r>
+        <w:rPr>
+          <w:rFonts w:ascii="ＭＳ Ｐ明朝" w:eastAsia="ＭＳ Ｐ明朝" w:hAnsi="ＭＳ Ｐ明朝"/>
+        </w:rPr>
+        <w:t>10か所程度）</w:t>
+      </w:r>
+    </w:p>
+    <w:p>
+      <w:pPr>
+        <w:rPr>
+          <w:rFonts w:ascii="ＭＳ Ｐ明朝" w:eastAsia="ＭＳ Ｐ明朝" w:hAnsi="ＭＳ Ｐ明朝"/>
+        </w:rPr>
+      </w:pPr>
+      <w:r>
+        <w:rPr>
+          <w:rFonts w:ascii="ＭＳ Ｐ明朝" w:eastAsia="ＭＳ Ｐ明朝" w:hAnsi="ＭＳ Ｐ明朝" w:hint="eastAsia"/>
+        </w:rPr>
+        <w:t>機能</w:t>
+      </w:r>
+    </w:p>
+    <w:p>
+      <w:pPr>
+        <w:rPr>
+          <w:rFonts w:ascii="ＭＳ Ｐ明朝" w:eastAsia="ＭＳ Ｐ明朝" w:hAnsi="ＭＳ Ｐ明朝"/>
+        </w:rPr>
+      </w:pPr>
+      <w:r>
+        <w:rPr>
+          <w:rFonts w:ascii="ＭＳ Ｐ明朝" w:eastAsia="ＭＳ Ｐ明朝" w:hAnsi="ＭＳ Ｐ明朝" w:hint="eastAsia"/>
+        </w:rPr>
+        <w:t>視点操作　回転・移動・拡大縮小</w:t>
+      </w:r>
+    </w:p>
+    <w:p>
+      <w:pPr>
+        <w:rPr>
+          <w:rFonts w:ascii="ＭＳ Ｐ明朝" w:eastAsia="ＭＳ Ｐ明朝" w:hAnsi="ＭＳ Ｐ明朝"/>
+        </w:rPr>
+      </w:pPr>
+      <w:r>
+        <w:rPr>
+          <w:rFonts w:ascii="ＭＳ Ｐ明朝" w:eastAsia="ＭＳ Ｐ明朝" w:hAnsi="ＭＳ Ｐ明朝" w:hint="eastAsia"/>
+        </w:rPr>
+        <w:t>観光スポット表示　アイコンや目印を配置</w:t>
+      </w:r>
+    </w:p>
+    <w:p>
+      <w:pPr>
+        <w:rPr>
+          <w:rFonts w:ascii="ＭＳ Ｐ明朝" w:eastAsia="ＭＳ Ｐ明朝" w:hAnsi="ＭＳ Ｐ明朝"/>
+        </w:rPr>
+      </w:pPr>
+      <w:r>
+        <w:rPr>
+          <w:rFonts w:ascii="ＭＳ Ｐ明朝" w:eastAsia="ＭＳ Ｐ明朝" w:hAnsi="ＭＳ Ｐ明朝" w:hint="eastAsia"/>
+        </w:rPr>
+        <w:t>建物・スポットにマウスを乗せる　名前を表示</w:t>
+      </w:r>
+    </w:p>
+    <w:p>
+      <w:pPr>
+        <w:rPr>
+          <w:rFonts w:ascii="ＭＳ Ｐ明朝" w:eastAsia="ＭＳ Ｐ明朝" w:hAnsi="ＭＳ Ｐ明朝"/>
+        </w:rPr>
+      </w:pPr>
+      <w:r>
+        <w:rPr>
+          <w:rFonts w:ascii="ＭＳ Ｐ明朝" w:eastAsia="ＭＳ Ｐ明朝" w:hAnsi="ＭＳ Ｐ明朝" w:hint="eastAsia"/>
+        </w:rPr>
+        <w:t>観光紹介サイトとの連携　観光紹介サイトから</w:t>
+      </w:r>
+      <w:r>
+        <w:rPr>
+          <w:rFonts w:ascii="ＭＳ Ｐ明朝" w:eastAsia="ＭＳ Ｐ明朝" w:hAnsi="ＭＳ Ｐ明朝"/>
+        </w:rPr>
+        <w:t>3Dマップへ移動、3Dマップから紹介サイトへ戻れる</w:t>
       </w:r>
     </w:p>
     <w:p>
@@ -826,7 +831,37 @@
       </w:pPr>
       <w:r>
         <w:rPr>
-          <w:rFonts w:ascii="ＭＳ Ｐ明朝" w:eastAsia="ＭＳ Ｐ明朝" w:hAnsi="ＭＳ Ｐ明朝" w:hint="eastAsia"/>
+          <w:rFonts w:ascii="ＭＳ Ｐ明朝" w:eastAsia="ＭＳ Ｐ明朝" w:hAnsi="ＭＳ Ｐ明朝"/>
+          <w:b/>
+          <w:bCs/>
+        </w:rPr>
+        <w:t>撮影場所</w:t>
+      </w:r>
+    </w:p>
+    <w:p>
+      <w:pPr>
+        <w:rPr>
+          <w:rFonts w:ascii="ＭＳ Ｐ明朝" w:eastAsia="ＭＳ Ｐ明朝" w:hAnsi="ＭＳ Ｐ明朝"/>
+        </w:rPr>
+      </w:pPr>
+      <w:r>
+        <w:rPr>
+          <w:rFonts w:ascii="ＭＳ Ｐ明朝" w:eastAsia="ＭＳ Ｐ明朝" w:hAnsi="ＭＳ Ｐ明朝"/>
+        </w:rPr>
+        <w:t>豆田町メインストリート周辺</w:t>
+      </w:r>
+    </w:p>
+    <w:p>
+      <w:pPr>
+        <w:rPr>
+          <w:rFonts w:ascii="ＭＳ Ｐ明朝" w:eastAsia="ＭＳ Ｐ明朝" w:hAnsi="ＭＳ Ｐ明朝"/>
+        </w:rPr>
+      </w:pPr>
+      <w:r>
+        <w:rPr>
+          <w:rFonts w:ascii="ＭＳ Ｐ明朝" w:eastAsia="ＭＳ Ｐ明朝" w:hAnsi="ＭＳ Ｐ明朝"/>
+          <w:b/>
+          <w:bCs/>
         </w:rPr>
         <w:t>情報収集</w:t>
       </w:r>
@@ -841,31 +876,47 @@
         <w:rPr>
           <w:rFonts w:ascii="ＭＳ Ｐ明朝" w:eastAsia="ＭＳ Ｐ明朝" w:hAnsi="ＭＳ Ｐ明朝"/>
         </w:rPr>
-        <w:t>インターネット</w:t>
-      </w:r>
-      <w:r>
-        <w:rPr>
-          <w:rFonts w:ascii="ＭＳ Ｐ明朝" w:eastAsia="ＭＳ Ｐ明朝" w:hAnsi="ＭＳ Ｐ明朝" w:hint="eastAsia"/>
-        </w:rPr>
-        <w:t>、</w:t>
-      </w:r>
-      <w:r>
-        <w:rPr>
-          <w:rFonts w:ascii="ＭＳ Ｐ明朝" w:eastAsia="ＭＳ Ｐ明朝" w:hAnsi="ＭＳ Ｐ明朝"/>
-        </w:rPr>
-        <w:t>資料収集</w:t>
-      </w:r>
-      <w:r>
-        <w:rPr>
-          <w:rFonts w:ascii="ＭＳ Ｐ明朝" w:eastAsia="ＭＳ Ｐ明朝" w:hAnsi="ＭＳ Ｐ明朝" w:hint="eastAsia"/>
-        </w:rPr>
-        <w:t>、</w:t>
-      </w:r>
-      <w:r>
-        <w:rPr>
-          <w:rFonts w:ascii="ＭＳ Ｐ明朝" w:eastAsia="ＭＳ Ｐ明朝" w:hAnsi="ＭＳ Ｐ明朝"/>
-        </w:rPr>
-        <w:t>現地調査</w:t>
+        <w:t>現地での街並みや建物の調査</w:t>
+      </w:r>
+    </w:p>
+    <w:p>
+      <w:pPr>
+        <w:rPr>
+          <w:rFonts w:ascii="ＭＳ Ｐ明朝" w:eastAsia="ＭＳ Ｐ明朝" w:hAnsi="ＭＳ Ｐ明朝"/>
+        </w:rPr>
+      </w:pPr>
+      <w:r>
+        <w:rPr>
+          <w:rFonts w:ascii="ＭＳ Ｐ明朝" w:eastAsia="ＭＳ Ｐ明朝" w:hAnsi="ＭＳ Ｐ明朝"/>
+        </w:rPr>
+        <w:lastRenderedPageBreak/>
+        <w:t>豆田町の地図・観光マップ</w:t>
+      </w:r>
+    </w:p>
+    <w:p>
+      <w:pPr>
+        <w:rPr>
+          <w:rFonts w:ascii="ＭＳ Ｐ明朝" w:eastAsia="ＭＳ Ｐ明朝" w:hAnsi="ＭＳ Ｐ明朝"/>
+        </w:rPr>
+      </w:pPr>
+      <w:r>
+        <w:rPr>
+          <w:rFonts w:ascii="ＭＳ Ｐ明朝" w:eastAsia="ＭＳ Ｐ明朝" w:hAnsi="ＭＳ Ｐ明朝"/>
+        </w:rPr>
+        <w:t>日田市公式ホームページ</w:t>
+      </w:r>
+    </w:p>
+    <w:p>
+      <w:pPr>
+        <w:rPr>
+          <w:rFonts w:ascii="ＭＳ Ｐ明朝" w:eastAsia="ＭＳ Ｐ明朝" w:hAnsi="ＭＳ Ｐ明朝"/>
+        </w:rPr>
+      </w:pPr>
+      <w:r>
+        <w:rPr>
+          <w:rFonts w:ascii="ＭＳ Ｐ明朝" w:eastAsia="ＭＳ Ｐ明朝" w:hAnsi="ＭＳ Ｐ明朝"/>
+        </w:rPr>
+        <w:t>日田市観光協会</w:t>
       </w:r>
     </w:p>
     <w:p>
@@ -887,13 +938,6 @@
         </w:rPr>
         <w:t>分析</w:t>
       </w:r>
-    </w:p>
-    <w:p>
-      <w:pPr>
-        <w:rPr>
-          <w:rFonts w:ascii="ＭＳ Ｐ明朝" w:eastAsia="ＭＳ Ｐ明朝" w:hAnsi="ＭＳ Ｐ明朝"/>
-        </w:rPr>
-      </w:pPr>
     </w:p>
     <w:p>
       <w:pPr>
@@ -965,6 +1009,304 @@
 <file path=word/numbering.xml><?xml version="1.0" encoding="utf-8"?>
 <w:numbering xmlns:wpc="http://schemas.microsoft.com/office/word/2010/wordprocessingCanvas" xmlns:cx="http://schemas.microsoft.com/office/drawing/2014/chartex" xmlns:cx1="http://schemas.microsoft.com/office/drawing/2015/9/8/chartex" xmlns:cx2="http://schemas.microsoft.com/office/drawing/2015/10/21/chartex" xmlns:cx3="http://schemas.microsoft.com/office/drawing/2016/5/9/chartex" xmlns:cx4="http://schemas.microsoft.com/office/drawing/2016/5/10/chartex" xmlns:cx5="http://schemas.microsoft.com/office/drawing/2016/5/11/chartex" xmlns:cx6="http://schemas.microsoft.com/office/drawing/2016/5/12/chartex" xmlns:cx7="http://schemas.microsoft.com/office/drawing/2016/5/13/chartex" xmlns:cx8="http://schemas.microsoft.com/office/drawing/2016/5/14/chartex" xmlns:mc="http://schemas.openxmlformats.org/markup-compatibility/2006" xmlns:aink="http://schemas.microsoft.com/office/drawing/2016/ink" xmlns:am3d="http://schemas.microsoft.com/office/drawing/2017/model3d" xmlns:o="urn:schemas-microsoft-com:office:office" xmlns:oel="http://schemas.microsoft.com/office/2019/extlst" xmlns:r="http://schemas.openxmlformats.org/officeDocument/2006/relationships" xmlns:m="http://schemas.openxmlformats.org/officeDocument/2006/math" xmlns:v="urn:schemas-microsoft-com:vml" xmlns:wp14="http://schemas.microsoft.com/office/word/2010/wordprocessingDrawing" xmlns:wp="http://schemas.openxmlformats.org/drawingml/2006/wordprocessingDrawing" xmlns:w10="urn:schemas-microsoft-com:office:word" xmlns:w="http://schemas.openxmlformats.org/wordprocessingml/2006/main" xmlns:w14="http://schemas.microsoft.com/office/word/2010/wordml" xmlns:w15="http://schemas.microsoft.com/office/word/2012/wordml" xmlns:w16cex="http://schemas.microsoft.com/office/word/2018/wordml/cex" xmlns:w16cid="http://schemas.microsoft.com/office/word/2016/wordml/cid" xmlns:w16="http://schemas.microsoft.com/office/word/2018/wordml" xmlns:w16du="http://schemas.microsoft.com/office/word/2023/wordml/word16du" xmlns:w16sdtdh="http://schemas.microsoft.com/office/word/2020/wordml/sdtdatahash" xmlns:w16sdtfl="http://schemas.microsoft.com/office/word/2024/wordml/sdtformatlock" xmlns:w16se="http://schemas.microsoft.com/office/word/2015/wordml/symex" xmlns:wpg="http://schemas.microsoft.com/office/word/2010/wordprocessingGroup" xmlns:wpi="http://schemas.microsoft.com/office/word/2010/wordprocessingInk" xmlns:wne="http://schemas.microsoft.com/office/word/2006/wordml" xmlns:wps="http://schemas.microsoft.com/office/word/2010/wordprocessingShape" mc:Ignorable="w14 w15 w16se w16cid w16 w16cex w16sdtdh w16sdtfl w16du wp14">
   <w:abstractNum w:abstractNumId="0" w15:restartNumberingAfterBreak="0">
+    <w:nsid w:val="064F2DE1"/>
+    <w:multiLevelType w:val="multilevel"/>
+    <w:tmpl w:val="A25050CA"/>
+    <w:lvl w:ilvl="0">
+      <w:start w:val="1"/>
+      <w:numFmt w:val="bullet"/>
+      <w:lvlText w:val=""/>
+      <w:lvlJc w:val="left"/>
+      <w:pPr>
+        <w:tabs>
+          <w:tab w:val="num" w:pos="720"/>
+        </w:tabs>
+        <w:ind w:left="720" w:hanging="360"/>
+      </w:pPr>
+      <w:rPr>
+        <w:rFonts w:ascii="Symbol" w:hAnsi="Symbol" w:hint="default"/>
+        <w:sz w:val="20"/>
+      </w:rPr>
+    </w:lvl>
+    <w:lvl w:ilvl="1" w:tentative="1">
+      <w:start w:val="1"/>
+      <w:numFmt w:val="bullet"/>
+      <w:lvlText w:val="o"/>
+      <w:lvlJc w:val="left"/>
+      <w:pPr>
+        <w:tabs>
+          <w:tab w:val="num" w:pos="1440"/>
+        </w:tabs>
+        <w:ind w:left="1440" w:hanging="360"/>
+      </w:pPr>
+      <w:rPr>
+        <w:rFonts w:ascii="Courier New" w:hAnsi="Courier New" w:hint="default"/>
+        <w:sz w:val="20"/>
+      </w:rPr>
+    </w:lvl>
+    <w:lvl w:ilvl="2" w:tentative="1">
+      <w:start w:val="1"/>
+      <w:numFmt w:val="bullet"/>
+      <w:lvlText w:val=""/>
+      <w:lvlJc w:val="left"/>
+      <w:pPr>
+        <w:tabs>
+          <w:tab w:val="num" w:pos="2160"/>
+        </w:tabs>
+        <w:ind w:left="2160" w:hanging="360"/>
+      </w:pPr>
+      <w:rPr>
+        <w:rFonts w:ascii="Wingdings" w:hAnsi="Wingdings" w:hint="default"/>
+        <w:sz w:val="20"/>
+      </w:rPr>
+    </w:lvl>
+    <w:lvl w:ilvl="3" w:tentative="1">
+      <w:start w:val="1"/>
+      <w:numFmt w:val="bullet"/>
+      <w:lvlText w:val=""/>
+      <w:lvlJc w:val="left"/>
+      <w:pPr>
+        <w:tabs>
+          <w:tab w:val="num" w:pos="2880"/>
+        </w:tabs>
+        <w:ind w:left="2880" w:hanging="360"/>
+      </w:pPr>
+      <w:rPr>
+        <w:rFonts w:ascii="Wingdings" w:hAnsi="Wingdings" w:hint="default"/>
+        <w:sz w:val="20"/>
+      </w:rPr>
+    </w:lvl>
+    <w:lvl w:ilvl="4" w:tentative="1">
+      <w:start w:val="1"/>
+      <w:numFmt w:val="bullet"/>
+      <w:lvlText w:val=""/>
+      <w:lvlJc w:val="left"/>
+      <w:pPr>
+        <w:tabs>
+          <w:tab w:val="num" w:pos="3600"/>
+        </w:tabs>
+        <w:ind w:left="3600" w:hanging="360"/>
+      </w:pPr>
+      <w:rPr>
+        <w:rFonts w:ascii="Wingdings" w:hAnsi="Wingdings" w:hint="default"/>
+        <w:sz w:val="20"/>
+      </w:rPr>
+    </w:lvl>
+    <w:lvl w:ilvl="5" w:tentative="1">
+      <w:start w:val="1"/>
+      <w:numFmt w:val="bullet"/>
+      <w:lvlText w:val=""/>
+      <w:lvlJc w:val="left"/>
+      <w:pPr>
+        <w:tabs>
+          <w:tab w:val="num" w:pos="4320"/>
+        </w:tabs>
+        <w:ind w:left="4320" w:hanging="360"/>
+      </w:pPr>
+      <w:rPr>
+        <w:rFonts w:ascii="Wingdings" w:hAnsi="Wingdings" w:hint="default"/>
+        <w:sz w:val="20"/>
+      </w:rPr>
+    </w:lvl>
+    <w:lvl w:ilvl="6" w:tentative="1">
+      <w:start w:val="1"/>
+      <w:numFmt w:val="bullet"/>
+      <w:lvlText w:val=""/>
+      <w:lvlJc w:val="left"/>
+      <w:pPr>
+        <w:tabs>
+          <w:tab w:val="num" w:pos="5040"/>
+        </w:tabs>
+        <w:ind w:left="5040" w:hanging="360"/>
+      </w:pPr>
+      <w:rPr>
+        <w:rFonts w:ascii="Wingdings" w:hAnsi="Wingdings" w:hint="default"/>
+        <w:sz w:val="20"/>
+      </w:rPr>
+    </w:lvl>
+    <w:lvl w:ilvl="7" w:tentative="1">
+      <w:start w:val="1"/>
+      <w:numFmt w:val="bullet"/>
+      <w:lvlText w:val=""/>
+      <w:lvlJc w:val="left"/>
+      <w:pPr>
+        <w:tabs>
+          <w:tab w:val="num" w:pos="5760"/>
+        </w:tabs>
+        <w:ind w:left="5760" w:hanging="360"/>
+      </w:pPr>
+      <w:rPr>
+        <w:rFonts w:ascii="Wingdings" w:hAnsi="Wingdings" w:hint="default"/>
+        <w:sz w:val="20"/>
+      </w:rPr>
+    </w:lvl>
+    <w:lvl w:ilvl="8" w:tentative="1">
+      <w:start w:val="1"/>
+      <w:numFmt w:val="bullet"/>
+      <w:lvlText w:val=""/>
+      <w:lvlJc w:val="left"/>
+      <w:pPr>
+        <w:tabs>
+          <w:tab w:val="num" w:pos="6480"/>
+        </w:tabs>
+        <w:ind w:left="6480" w:hanging="360"/>
+      </w:pPr>
+      <w:rPr>
+        <w:rFonts w:ascii="Wingdings" w:hAnsi="Wingdings" w:hint="default"/>
+        <w:sz w:val="20"/>
+      </w:rPr>
+    </w:lvl>
+  </w:abstractNum>
+  <w:abstractNum w:abstractNumId="1" w15:restartNumberingAfterBreak="0">
+    <w:nsid w:val="13037F98"/>
+    <w:multiLevelType w:val="multilevel"/>
+    <w:tmpl w:val="731205C8"/>
+    <w:lvl w:ilvl="0">
+      <w:start w:val="1"/>
+      <w:numFmt w:val="bullet"/>
+      <w:lvlText w:val=""/>
+      <w:lvlJc w:val="left"/>
+      <w:pPr>
+        <w:tabs>
+          <w:tab w:val="num" w:pos="720"/>
+        </w:tabs>
+        <w:ind w:left="720" w:hanging="360"/>
+      </w:pPr>
+      <w:rPr>
+        <w:rFonts w:ascii="Symbol" w:hAnsi="Symbol" w:hint="default"/>
+        <w:sz w:val="20"/>
+      </w:rPr>
+    </w:lvl>
+    <w:lvl w:ilvl="1" w:tentative="1">
+      <w:start w:val="1"/>
+      <w:numFmt w:val="bullet"/>
+      <w:lvlText w:val="o"/>
+      <w:lvlJc w:val="left"/>
+      <w:pPr>
+        <w:tabs>
+          <w:tab w:val="num" w:pos="1440"/>
+        </w:tabs>
+        <w:ind w:left="1440" w:hanging="360"/>
+      </w:pPr>
+      <w:rPr>
+        <w:rFonts w:ascii="Courier New" w:hAnsi="Courier New" w:hint="default"/>
+        <w:sz w:val="20"/>
+      </w:rPr>
+    </w:lvl>
+    <w:lvl w:ilvl="2" w:tentative="1">
+      <w:start w:val="1"/>
+      <w:numFmt w:val="bullet"/>
+      <w:lvlText w:val=""/>
+      <w:lvlJc w:val="left"/>
+      <w:pPr>
+        <w:tabs>
+          <w:tab w:val="num" w:pos="2160"/>
+        </w:tabs>
+        <w:ind w:left="2160" w:hanging="360"/>
+      </w:pPr>
+      <w:rPr>
+        <w:rFonts w:ascii="Wingdings" w:hAnsi="Wingdings" w:hint="default"/>
+        <w:sz w:val="20"/>
+      </w:rPr>
+    </w:lvl>
+    <w:lvl w:ilvl="3" w:tentative="1">
+      <w:start w:val="1"/>
+      <w:numFmt w:val="bullet"/>
+      <w:lvlText w:val=""/>
+      <w:lvlJc w:val="left"/>
+      <w:pPr>
+        <w:tabs>
+          <w:tab w:val="num" w:pos="2880"/>
+        </w:tabs>
+        <w:ind w:left="2880" w:hanging="360"/>
+      </w:pPr>
+      <w:rPr>
+        <w:rFonts w:ascii="Wingdings" w:hAnsi="Wingdings" w:hint="default"/>
+        <w:sz w:val="20"/>
+      </w:rPr>
+    </w:lvl>
+    <w:lvl w:ilvl="4" w:tentative="1">
+      <w:start w:val="1"/>
+      <w:numFmt w:val="bullet"/>
+      <w:lvlText w:val=""/>
+      <w:lvlJc w:val="left"/>
+      <w:pPr>
+        <w:tabs>
+          <w:tab w:val="num" w:pos="3600"/>
+        </w:tabs>
+        <w:ind w:left="3600" w:hanging="360"/>
+      </w:pPr>
+      <w:rPr>
+        <w:rFonts w:ascii="Wingdings" w:hAnsi="Wingdings" w:hint="default"/>
+        <w:sz w:val="20"/>
+      </w:rPr>
+    </w:lvl>
+    <w:lvl w:ilvl="5" w:tentative="1">
+      <w:start w:val="1"/>
+      <w:numFmt w:val="bullet"/>
+      <w:lvlText w:val=""/>
+      <w:lvlJc w:val="left"/>
+      <w:pPr>
+        <w:tabs>
+          <w:tab w:val="num" w:pos="4320"/>
+        </w:tabs>
+        <w:ind w:left="4320" w:hanging="360"/>
+      </w:pPr>
+      <w:rPr>
+        <w:rFonts w:ascii="Wingdings" w:hAnsi="Wingdings" w:hint="default"/>
+        <w:sz w:val="20"/>
+      </w:rPr>
+    </w:lvl>
+    <w:lvl w:ilvl="6" w:tentative="1">
+      <w:start w:val="1"/>
+      <w:numFmt w:val="bullet"/>
+      <w:lvlText w:val=""/>
+      <w:lvlJc w:val="left"/>
+      <w:pPr>
+        <w:tabs>
+          <w:tab w:val="num" w:pos="5040"/>
+        </w:tabs>
+        <w:ind w:left="5040" w:hanging="360"/>
+      </w:pPr>
+      <w:rPr>
+        <w:rFonts w:ascii="Wingdings" w:hAnsi="Wingdings" w:hint="default"/>
+        <w:sz w:val="20"/>
+      </w:rPr>
+    </w:lvl>
+    <w:lvl w:ilvl="7" w:tentative="1">
+      <w:start w:val="1"/>
+      <w:numFmt w:val="bullet"/>
+      <w:lvlText w:val=""/>
+      <w:lvlJc w:val="left"/>
+      <w:pPr>
+        <w:tabs>
+          <w:tab w:val="num" w:pos="5760"/>
+        </w:tabs>
+        <w:ind w:left="5760" w:hanging="360"/>
+      </w:pPr>
+      <w:rPr>
+        <w:rFonts w:ascii="Wingdings" w:hAnsi="Wingdings" w:hint="default"/>
+        <w:sz w:val="20"/>
+      </w:rPr>
+    </w:lvl>
+    <w:lvl w:ilvl="8" w:tentative="1">
+      <w:start w:val="1"/>
+      <w:numFmt w:val="bullet"/>
+      <w:lvlText w:val=""/>
+      <w:lvlJc w:val="left"/>
+      <w:pPr>
+        <w:tabs>
+          <w:tab w:val="num" w:pos="6480"/>
+        </w:tabs>
+        <w:ind w:left="6480" w:hanging="360"/>
+      </w:pPr>
+      <w:rPr>
+        <w:rFonts w:ascii="Wingdings" w:hAnsi="Wingdings" w:hint="default"/>
+        <w:sz w:val="20"/>
+      </w:rPr>
+    </w:lvl>
+  </w:abstractNum>
+  <w:abstractNum w:abstractNumId="2" w15:restartNumberingAfterBreak="0">
     <w:nsid w:val="18A34865"/>
     <w:multiLevelType w:val="hybridMultilevel"/>
     <w:tmpl w:val="1FBCD0FE"/>
@@ -1054,6 +1396,12 @@
     </w:lvl>
   </w:abstractNum>
   <w:num w:numId="1" w16cid:durableId="632755203">
+    <w:abstractNumId w:val="2"/>
+  </w:num>
+  <w:num w:numId="2" w16cid:durableId="389234822">
+    <w:abstractNumId w:val="1"/>
+  </w:num>
+  <w:num w:numId="3" w16cid:durableId="1955398509">
     <w:abstractNumId w:val="0"/>
   </w:num>
 </w:numbering>
@@ -1663,6 +2011,7 @@
   <w:style w:type="character" w:default="1" w:styleId="a0">
     <w:name w:val="Default Paragraph Font"/>
     <w:uiPriority w:val="1"/>
+    <w:semiHidden/>
     <w:unhideWhenUsed/>
   </w:style>
   <w:style w:type="table" w:default="1" w:styleId="a1">

--- a/制作ノート２_25098_安永卓真.docx
+++ b/制作ノート２_25098_安永卓真.docx
@@ -937,6 +937,19 @@
           <w:rFonts w:ascii="ＭＳ Ｐ明朝" w:eastAsia="ＭＳ Ｐ明朝" w:hAnsi="ＭＳ Ｐ明朝" w:hint="eastAsia"/>
         </w:rPr>
         <w:t>分析</w:t>
+      </w:r>
+    </w:p>
+    <w:p>
+      <w:pPr>
+        <w:rPr>
+          <w:rFonts w:ascii="ＭＳ Ｐ明朝" w:eastAsia="ＭＳ Ｐ明朝" w:hAnsi="ＭＳ Ｐ明朝"/>
+        </w:rPr>
+      </w:pPr>
+      <w:r>
+        <w:rPr>
+          <w:rFonts w:ascii="ＭＳ Ｐ明朝" w:eastAsia="ＭＳ Ｐ明朝" w:hAnsi="ＭＳ Ｐ明朝"/>
+        </w:rPr>
+        <w:t>Googleマップや既存の3Dマップを調査し、それぞれの特徴や役割を分析する。また、豆田町への観光を検討している観光客が街並みや観光スポットの位置関係を直感的に把握できるよう、3Dマップの表現方法や操作性について検討する。</w:t>
       </w:r>
     </w:p>
     <w:p>
@@ -2011,7 +2024,6 @@
   <w:style w:type="character" w:default="1" w:styleId="a0">
     <w:name w:val="Default Paragraph Font"/>
     <w:uiPriority w:val="1"/>
-    <w:semiHidden/>
     <w:unhideWhenUsed/>
   </w:style>
   <w:style w:type="table" w:default="1" w:styleId="a1">

--- a/制作ノート２_25098_安永卓真.docx
+++ b/制作ノート２_25098_安永卓真.docx
@@ -591,74 +591,6 @@
         <w:rPr>
           <w:rFonts w:ascii="ＭＳ Ｐ明朝" w:eastAsia="ＭＳ Ｐ明朝" w:hAnsi="ＭＳ Ｐ明朝"/>
         </w:rPr>
-        <w:t>トップページ</w:t>
-      </w:r>
-    </w:p>
-    <w:p>
-      <w:pPr>
-        <w:rPr>
-          <w:rFonts w:ascii="ＭＳ Ｐ明朝" w:eastAsia="ＭＳ Ｐ明朝" w:hAnsi="ＭＳ Ｐ明朝"/>
-        </w:rPr>
-      </w:pPr>
-      <w:r>
-        <w:rPr>
-          <w:rFonts w:ascii="ＭＳ Ｐ明朝" w:eastAsia="ＭＳ Ｐ明朝" w:hAnsi="ＭＳ Ｐ明朝"/>
-        </w:rPr>
-        <w:t>掲載内容</w:t>
-      </w:r>
-    </w:p>
-    <w:p>
-      <w:pPr>
-        <w:rPr>
-          <w:rFonts w:ascii="ＭＳ Ｐ明朝" w:eastAsia="ＭＳ Ｐ明朝" w:hAnsi="ＭＳ Ｐ明朝"/>
-        </w:rPr>
-      </w:pPr>
-      <w:r>
-        <w:rPr>
-          <w:rFonts w:ascii="ＭＳ Ｐ明朝" w:eastAsia="ＭＳ Ｐ明朝" w:hAnsi="ＭＳ Ｐ明朝"/>
-        </w:rPr>
-        <w:t>サイトの概要</w:t>
-      </w:r>
-      <w:r>
-        <w:rPr>
-          <w:rFonts w:ascii="ＭＳ Ｐ明朝" w:eastAsia="ＭＳ Ｐ明朝" w:hAnsi="ＭＳ Ｐ明朝" w:hint="eastAsia"/>
-        </w:rPr>
-        <w:t>、</w:t>
-      </w:r>
-      <w:r>
-        <w:rPr>
-          <w:rFonts w:ascii="ＭＳ Ｐ明朝" w:eastAsia="ＭＳ Ｐ明朝" w:hAnsi="ＭＳ Ｐ明朝"/>
-        </w:rPr>
-        <w:t>3D観光マップの使い方など</w:t>
-      </w:r>
-      <w:r>
-        <w:rPr>
-          <w:rFonts w:ascii="ＭＳ Ｐ明朝" w:eastAsia="ＭＳ Ｐ明朝" w:hAnsi="ＭＳ Ｐ明朝" w:hint="eastAsia"/>
-        </w:rPr>
-        <w:t>、</w:t>
-      </w:r>
-      <w:r>
-        <w:rPr>
-          <w:rFonts w:ascii="ＭＳ Ｐ明朝" w:eastAsia="ＭＳ Ｐ明朝" w:hAnsi="ＭＳ Ｐ明朝"/>
-        </w:rPr>
-        <w:t>各ページへのメニュー</w:t>
-      </w:r>
-    </w:p>
-    <w:p>
-      <w:pPr>
-        <w:pStyle w:val="a9"/>
-        <w:numPr>
-          <w:ilvl w:val="0"/>
-          <w:numId w:val="1"/>
-        </w:numPr>
-        <w:rPr>
-          <w:rFonts w:ascii="ＭＳ Ｐ明朝" w:eastAsia="ＭＳ Ｐ明朝" w:hAnsi="ＭＳ Ｐ明朝"/>
-        </w:rPr>
-      </w:pPr>
-      <w:r>
-        <w:rPr>
-          <w:rFonts w:ascii="ＭＳ Ｐ明朝" w:eastAsia="ＭＳ Ｐ明朝" w:hAnsi="ＭＳ Ｐ明朝"/>
-        </w:rPr>
         <w:t>3D観光マップ</w:t>
       </w:r>
     </w:p>
@@ -889,7 +821,6 @@
         <w:rPr>
           <w:rFonts w:ascii="ＭＳ Ｐ明朝" w:eastAsia="ＭＳ Ｐ明朝" w:hAnsi="ＭＳ Ｐ明朝"/>
         </w:rPr>
-        <w:lastRenderedPageBreak/>
         <w:t>豆田町の地図・観光マップ</w:t>
       </w:r>
     </w:p>
@@ -2024,6 +1955,7 @@
   <w:style w:type="character" w:default="1" w:styleId="a0">
     <w:name w:val="Default Paragraph Font"/>
     <w:uiPriority w:val="1"/>
+    <w:semiHidden/>
     <w:unhideWhenUsed/>
   </w:style>
   <w:style w:type="table" w:default="1" w:styleId="a1">

--- a/制作ノート２_25098_安永卓真.docx
+++ b/制作ノート２_25098_安永卓真.docx
@@ -498,7 +498,7 @@
     <w:p>
       <w:pPr>
         <w:rPr>
-          <w:rFonts w:ascii="ＭＳ Ｐ明朝" w:eastAsia="ＭＳ Ｐ明朝" w:hAnsi="ＭＳ Ｐ明朝"/>
+          <w:rFonts w:ascii="ＭＳ Ｐ明朝" w:eastAsia="ＭＳ Ｐ明朝" w:hAnsi="ＭＳ Ｐ明朝" w:hint="eastAsia"/>
         </w:rPr>
       </w:pPr>
       <w:r>
@@ -528,6 +528,18 @@
         </w:rPr>
         <w:br/>
         <w:t>GitHub</w:t>
+      </w:r>
+      <w:r>
+        <w:rPr>
+          <w:rFonts w:ascii="ＭＳ Ｐ明朝" w:eastAsia="ＭＳ Ｐ明朝" w:hAnsi="ＭＳ Ｐ明朝"/>
+        </w:rPr>
+        <w:br/>
+      </w:r>
+      <w:r>
+        <w:rPr>
+          <w:rFonts w:ascii="ＭＳ Ｐ明朝" w:eastAsia="ＭＳ Ｐ明朝" w:hAnsi="ＭＳ Ｐ明朝"/>
+        </w:rPr>
+        <w:t>Blender</w:t>
       </w:r>
     </w:p>
     <w:p>
@@ -1955,7 +1967,6 @@
   <w:style w:type="character" w:default="1" w:styleId="a0">
     <w:name w:val="Default Paragraph Font"/>
     <w:uiPriority w:val="1"/>
-    <w:semiHidden/>
     <w:unhideWhenUsed/>
   </w:style>
   <w:style w:type="table" w:default="1" w:styleId="a1">

--- a/制作ノート２_25098_安永卓真.docx
+++ b/制作ノート２_25098_安永卓真.docx
@@ -332,43 +332,37 @@
       </w:r>
       <w:r>
         <w:rPr>
+          <w:rFonts w:ascii="ＭＳ Ｐ明朝" w:eastAsia="ＭＳ Ｐ明朝" w:hAnsi="ＭＳ Ｐ明朝"/>
+        </w:rPr>
+        <w:t>観光スポット配置（マーカー・建物モデル）</w:t>
+      </w:r>
+    </w:p>
+    <w:p>
+      <w:pPr>
+        <w:rPr>
+          <w:rFonts w:ascii="ＭＳ Ｐ明朝" w:eastAsia="ＭＳ Ｐ明朝" w:hAnsi="ＭＳ Ｐ明朝"/>
+        </w:rPr>
+      </w:pPr>
+      <w:r>
+        <w:rPr>
+          <w:rFonts w:ascii="ＭＳ Ｐ明朝" w:eastAsia="ＭＳ Ｐ明朝" w:hAnsi="ＭＳ Ｐ明朝" w:hint="eastAsia"/>
+        </w:rPr>
+        <w:t>11月</w:t>
+      </w:r>
+      <w:r>
+        <w:rPr>
           <w:rFonts w:ascii="ＭＳ Ｐ明朝" w:eastAsia="ＭＳ Ｐ明朝" w:hAnsi="ＭＳ Ｐ明朝" w:hint="eastAsia"/>
         </w:rPr>
         <w:t xml:space="preserve">　</w:t>
       </w:r>
       <w:r>
         <w:rPr>
-          <w:rFonts w:ascii="ＭＳ Ｐ明朝" w:eastAsia="ＭＳ Ｐ明朝" w:hAnsi="ＭＳ Ｐ明朝"/>
-        </w:rPr>
-        <w:t>観光スポット配置（マーカー・建物モデル）</w:t>
-      </w:r>
-    </w:p>
-    <w:p>
-      <w:pPr>
-        <w:rPr>
-          <w:rFonts w:ascii="ＭＳ Ｐ明朝" w:eastAsia="ＭＳ Ｐ明朝" w:hAnsi="ＭＳ Ｐ明朝"/>
-        </w:rPr>
-      </w:pPr>
-      <w:r>
-        <w:rPr>
-          <w:rFonts w:ascii="ＭＳ Ｐ明朝" w:eastAsia="ＭＳ Ｐ明朝" w:hAnsi="ＭＳ Ｐ明朝" w:hint="eastAsia"/>
-        </w:rPr>
-        <w:t>11月</w:t>
-      </w:r>
-      <w:r>
-        <w:rPr>
           <w:rFonts w:ascii="ＭＳ Ｐ明朝" w:eastAsia="ＭＳ Ｐ明朝" w:hAnsi="ＭＳ Ｐ明朝" w:hint="eastAsia"/>
         </w:rPr>
         <w:t xml:space="preserve">　</w:t>
       </w:r>
       <w:r>
         <w:rPr>
-          <w:rFonts w:ascii="ＭＳ Ｐ明朝" w:eastAsia="ＭＳ Ｐ明朝" w:hAnsi="ＭＳ Ｐ明朝" w:hint="eastAsia"/>
-        </w:rPr>
-        <w:t xml:space="preserve">　</w:t>
-      </w:r>
-      <w:r>
-        <w:rPr>
           <w:rFonts w:ascii="ＭＳ Ｐ明朝" w:eastAsia="ＭＳ Ｐ明朝" w:hAnsi="ＭＳ Ｐ明朝"/>
         </w:rPr>
         <w:t>クリック機能（説明表示・画像表示）追加</w:t>
@@ -498,7 +492,7 @@
     <w:p>
       <w:pPr>
         <w:rPr>
-          <w:rFonts w:ascii="ＭＳ Ｐ明朝" w:eastAsia="ＭＳ Ｐ明朝" w:hAnsi="ＭＳ Ｐ明朝" w:hint="eastAsia"/>
+          <w:rFonts w:ascii="ＭＳ Ｐ明朝" w:eastAsia="ＭＳ Ｐ明朝" w:hAnsi="ＭＳ Ｐ明朝"/>
         </w:rPr>
       </w:pPr>
       <w:r>
@@ -1967,6 +1961,7 @@
   <w:style w:type="character" w:default="1" w:styleId="a0">
     <w:name w:val="Default Paragraph Font"/>
     <w:uiPriority w:val="1"/>
+    <w:semiHidden/>
     <w:unhideWhenUsed/>
   </w:style>
   <w:style w:type="table" w:default="1" w:styleId="a1">

--- a/制作ノート２_25098_安永卓真.docx
+++ b/制作ノート２_25098_安永卓真.docx
@@ -661,7 +661,19 @@
         <w:rPr>
           <w:rFonts w:ascii="ＭＳ Ｐ明朝" w:eastAsia="ＭＳ Ｐ明朝" w:hAnsi="ＭＳ Ｐ明朝" w:hint="eastAsia"/>
         </w:rPr>
-        <w:t>代表的な建物・観光スポット（～</w:t>
+        <w:t>代表的な建物・観光スポット（</w:t>
+      </w:r>
+      <w:r>
+        <w:rPr>
+          <w:rFonts w:ascii="ＭＳ Ｐ明朝" w:eastAsia="ＭＳ Ｐ明朝" w:hAnsi="ＭＳ Ｐ明朝" w:hint="eastAsia"/>
+        </w:rPr>
+        <w:t>６</w:t>
+      </w:r>
+      <w:r>
+        <w:rPr>
+          <w:rFonts w:ascii="ＭＳ Ｐ明朝" w:eastAsia="ＭＳ Ｐ明朝" w:hAnsi="ＭＳ Ｐ明朝" w:hint="eastAsia"/>
+        </w:rPr>
+        <w:t>～</w:t>
       </w:r>
       <w:r>
         <w:rPr>
@@ -672,6 +684,161 @@
     </w:p>
     <w:p>
       <w:pPr>
+        <w:numPr>
+          <w:ilvl w:val="0"/>
+          <w:numId w:val="4"/>
+        </w:numPr>
+        <w:rPr>
+          <w:rFonts w:ascii="ＭＳ Ｐ明朝" w:eastAsia="ＭＳ Ｐ明朝" w:hAnsi="ＭＳ Ｐ明朝"/>
+        </w:rPr>
+      </w:pPr>
+      <w:r>
+        <w:rPr>
+          <w:rFonts w:ascii="ＭＳ Ｐ明朝" w:eastAsia="ＭＳ Ｐ明朝" w:hAnsi="ＭＳ Ｐ明朝"/>
+        </w:rPr>
+        <w:t>豆田町商店街（エリア）</w:t>
+      </w:r>
+    </w:p>
+    <w:p>
+      <w:pPr>
+        <w:numPr>
+          <w:ilvl w:val="0"/>
+          <w:numId w:val="4"/>
+        </w:numPr>
+        <w:rPr>
+          <w:rFonts w:ascii="ＭＳ Ｐ明朝" w:eastAsia="ＭＳ Ｐ明朝" w:hAnsi="ＭＳ Ｐ明朝"/>
+        </w:rPr>
+      </w:pPr>
+      <w:r>
+        <w:rPr>
+          <w:rFonts w:ascii="ＭＳ Ｐ明朝" w:eastAsia="ＭＳ Ｐ明朝" w:hAnsi="ＭＳ Ｐ明朝"/>
+        </w:rPr>
+        <w:t>草野本家</w:t>
+      </w:r>
+    </w:p>
+    <w:p>
+      <w:pPr>
+        <w:numPr>
+          <w:ilvl w:val="0"/>
+          <w:numId w:val="4"/>
+        </w:numPr>
+        <w:rPr>
+          <w:rFonts w:ascii="ＭＳ Ｐ明朝" w:eastAsia="ＭＳ Ｐ明朝" w:hAnsi="ＭＳ Ｐ明朝"/>
+        </w:rPr>
+      </w:pPr>
+      <w:r>
+        <w:rPr>
+          <w:rFonts w:ascii="ＭＳ Ｐ明朝" w:eastAsia="ＭＳ Ｐ明朝" w:hAnsi="ＭＳ Ｐ明朝"/>
+        </w:rPr>
+        <w:t>薫長酒蔵資料館</w:t>
+      </w:r>
+    </w:p>
+    <w:p>
+      <w:pPr>
+        <w:numPr>
+          <w:ilvl w:val="0"/>
+          <w:numId w:val="4"/>
+        </w:numPr>
+        <w:rPr>
+          <w:rFonts w:ascii="ＭＳ Ｐ明朝" w:eastAsia="ＭＳ Ｐ明朝" w:hAnsi="ＭＳ Ｐ明朝"/>
+        </w:rPr>
+      </w:pPr>
+      <w:r>
+        <w:rPr>
+          <w:rFonts w:ascii="ＭＳ Ｐ明朝" w:eastAsia="ＭＳ Ｐ明朝" w:hAnsi="ＭＳ Ｐ明朝"/>
+        </w:rPr>
+        <w:t>日田醤油 雛御殿</w:t>
+      </w:r>
+    </w:p>
+    <w:p>
+      <w:pPr>
+        <w:numPr>
+          <w:ilvl w:val="0"/>
+          <w:numId w:val="4"/>
+        </w:numPr>
+        <w:rPr>
+          <w:rFonts w:ascii="ＭＳ Ｐ明朝" w:eastAsia="ＭＳ Ｐ明朝" w:hAnsi="ＭＳ Ｐ明朝"/>
+        </w:rPr>
+      </w:pPr>
+      <w:r>
+        <w:rPr>
+          <w:rFonts w:ascii="ＭＳ Ｐ明朝" w:eastAsia="ＭＳ Ｐ明朝" w:hAnsi="ＭＳ Ｐ明朝"/>
+        </w:rPr>
+        <w:t>豆田まちづくり歴史交流館</w:t>
+      </w:r>
+    </w:p>
+    <w:p>
+      <w:pPr>
+        <w:numPr>
+          <w:ilvl w:val="0"/>
+          <w:numId w:val="4"/>
+        </w:numPr>
+        <w:rPr>
+          <w:rFonts w:ascii="ＭＳ Ｐ明朝" w:eastAsia="ＭＳ Ｐ明朝" w:hAnsi="ＭＳ Ｐ明朝"/>
+        </w:rPr>
+      </w:pPr>
+      <w:r>
+        <w:rPr>
+          <w:rFonts w:ascii="ＭＳ Ｐ明朝" w:eastAsia="ＭＳ Ｐ明朝" w:hAnsi="ＭＳ Ｐ明朝"/>
+        </w:rPr>
+        <w:t>天領日田資料館</w:t>
+      </w:r>
+    </w:p>
+    <w:p>
+      <w:pPr>
+        <w:numPr>
+          <w:ilvl w:val="0"/>
+          <w:numId w:val="4"/>
+        </w:numPr>
+        <w:rPr>
+          <w:rFonts w:ascii="ＭＳ Ｐ明朝" w:eastAsia="ＭＳ Ｐ明朝" w:hAnsi="ＭＳ Ｐ明朝"/>
+        </w:rPr>
+      </w:pPr>
+      <w:r>
+        <w:rPr>
+          <w:rFonts w:ascii="ＭＳ Ｐ明朝" w:eastAsia="ＭＳ Ｐ明朝" w:hAnsi="ＭＳ Ｐ明朝" w:hint="eastAsia"/>
+        </w:rPr>
+        <w:t>駐車場</w:t>
+      </w:r>
+    </w:p>
+    <w:p>
+      <w:pPr>
+        <w:numPr>
+          <w:ilvl w:val="0"/>
+          <w:numId w:val="4"/>
+        </w:numPr>
+        <w:rPr>
+          <w:rFonts w:ascii="ＭＳ Ｐ明朝" w:eastAsia="ＭＳ Ｐ明朝" w:hAnsi="ＭＳ Ｐ明朝" w:hint="eastAsia"/>
+        </w:rPr>
+      </w:pPr>
+      <w:r>
+        <w:rPr>
+          <w:rFonts w:ascii="ＭＳ Ｐ明朝" w:eastAsia="ＭＳ Ｐ明朝" w:hAnsi="ＭＳ Ｐ明朝"/>
+        </w:rPr>
+        <w:t>公衆</w:t>
+      </w:r>
+      <w:r>
+        <w:rPr>
+          <w:rFonts w:ascii="ＭＳ Ｐ明朝" w:eastAsia="ＭＳ Ｐ明朝" w:hAnsi="ＭＳ Ｐ明朝" w:hint="eastAsia"/>
+        </w:rPr>
+        <w:t>トイレ</w:t>
+      </w:r>
+    </w:p>
+    <w:p>
+      <w:pPr>
+        <w:rPr>
+          <w:rFonts w:ascii="ＭＳ Ｐ明朝" w:eastAsia="ＭＳ Ｐ明朝" w:hAnsi="ＭＳ Ｐ明朝" w:hint="eastAsia"/>
+        </w:rPr>
+      </w:pPr>
+      <w:r>
+        <w:rPr>
+          <w:rFonts w:ascii="ＭＳ Ｐ明朝" w:eastAsia="ＭＳ Ｐ明朝" w:hAnsi="ＭＳ Ｐ明朝"/>
+        </w:rPr>
+        <w:t>道路・歩道・樹木・街灯など、街並みを表現するオブジェクト</w:t>
+      </w:r>
+    </w:p>
+    <w:p>
+      <w:pPr>
         <w:rPr>
           <w:rFonts w:ascii="ＭＳ Ｐ明朝" w:eastAsia="ＭＳ Ｐ明朝" w:hAnsi="ＭＳ Ｐ明朝"/>
         </w:rPr>
@@ -770,8 +937,6 @@
       <w:r>
         <w:rPr>
           <w:rFonts w:ascii="ＭＳ Ｐ明朝" w:eastAsia="ＭＳ Ｐ明朝" w:hAnsi="ＭＳ Ｐ明朝"/>
-          <w:b/>
-          <w:bCs/>
         </w:rPr>
         <w:t>撮影場所</w:t>
       </w:r>
@@ -798,8 +963,6 @@
       <w:r>
         <w:rPr>
           <w:rFonts w:ascii="ＭＳ Ｐ明朝" w:eastAsia="ＭＳ Ｐ明朝" w:hAnsi="ＭＳ Ｐ明朝"/>
-          <w:b/>
-          <w:bCs/>
         </w:rPr>
         <w:t>情報収集</w:t>
       </w:r>
@@ -1345,6 +1508,155 @@
       </w:pPr>
     </w:lvl>
   </w:abstractNum>
+  <w:abstractNum w:abstractNumId="3" w15:restartNumberingAfterBreak="0">
+    <w:nsid w:val="4A8F0ADF"/>
+    <w:multiLevelType w:val="multilevel"/>
+    <w:tmpl w:val="9D322F0E"/>
+    <w:lvl w:ilvl="0">
+      <w:start w:val="1"/>
+      <w:numFmt w:val="bullet"/>
+      <w:lvlText w:val=""/>
+      <w:lvlJc w:val="left"/>
+      <w:pPr>
+        <w:tabs>
+          <w:tab w:val="num" w:pos="720"/>
+        </w:tabs>
+        <w:ind w:left="720" w:hanging="360"/>
+      </w:pPr>
+      <w:rPr>
+        <w:rFonts w:ascii="Symbol" w:hAnsi="Symbol" w:hint="default"/>
+        <w:sz w:val="20"/>
+      </w:rPr>
+    </w:lvl>
+    <w:lvl w:ilvl="1" w:tentative="1">
+      <w:start w:val="1"/>
+      <w:numFmt w:val="bullet"/>
+      <w:lvlText w:val="o"/>
+      <w:lvlJc w:val="left"/>
+      <w:pPr>
+        <w:tabs>
+          <w:tab w:val="num" w:pos="1440"/>
+        </w:tabs>
+        <w:ind w:left="1440" w:hanging="360"/>
+      </w:pPr>
+      <w:rPr>
+        <w:rFonts w:ascii="Courier New" w:hAnsi="Courier New" w:hint="default"/>
+        <w:sz w:val="20"/>
+      </w:rPr>
+    </w:lvl>
+    <w:lvl w:ilvl="2" w:tentative="1">
+      <w:start w:val="1"/>
+      <w:numFmt w:val="bullet"/>
+      <w:lvlText w:val=""/>
+      <w:lvlJc w:val="left"/>
+      <w:pPr>
+        <w:tabs>
+          <w:tab w:val="num" w:pos="2160"/>
+        </w:tabs>
+        <w:ind w:left="2160" w:hanging="360"/>
+      </w:pPr>
+      <w:rPr>
+        <w:rFonts w:ascii="Wingdings" w:hAnsi="Wingdings" w:hint="default"/>
+        <w:sz w:val="20"/>
+      </w:rPr>
+    </w:lvl>
+    <w:lvl w:ilvl="3" w:tentative="1">
+      <w:start w:val="1"/>
+      <w:numFmt w:val="bullet"/>
+      <w:lvlText w:val=""/>
+      <w:lvlJc w:val="left"/>
+      <w:pPr>
+        <w:tabs>
+          <w:tab w:val="num" w:pos="2880"/>
+        </w:tabs>
+        <w:ind w:left="2880" w:hanging="360"/>
+      </w:pPr>
+      <w:rPr>
+        <w:rFonts w:ascii="Wingdings" w:hAnsi="Wingdings" w:hint="default"/>
+        <w:sz w:val="20"/>
+      </w:rPr>
+    </w:lvl>
+    <w:lvl w:ilvl="4" w:tentative="1">
+      <w:start w:val="1"/>
+      <w:numFmt w:val="bullet"/>
+      <w:lvlText w:val=""/>
+      <w:lvlJc w:val="left"/>
+      <w:pPr>
+        <w:tabs>
+          <w:tab w:val="num" w:pos="3600"/>
+        </w:tabs>
+        <w:ind w:left="3600" w:hanging="360"/>
+      </w:pPr>
+      <w:rPr>
+        <w:rFonts w:ascii="Wingdings" w:hAnsi="Wingdings" w:hint="default"/>
+        <w:sz w:val="20"/>
+      </w:rPr>
+    </w:lvl>
+    <w:lvl w:ilvl="5" w:tentative="1">
+      <w:start w:val="1"/>
+      <w:numFmt w:val="bullet"/>
+      <w:lvlText w:val=""/>
+      <w:lvlJc w:val="left"/>
+      <w:pPr>
+        <w:tabs>
+          <w:tab w:val="num" w:pos="4320"/>
+        </w:tabs>
+        <w:ind w:left="4320" w:hanging="360"/>
+      </w:pPr>
+      <w:rPr>
+        <w:rFonts w:ascii="Wingdings" w:hAnsi="Wingdings" w:hint="default"/>
+        <w:sz w:val="20"/>
+      </w:rPr>
+    </w:lvl>
+    <w:lvl w:ilvl="6" w:tentative="1">
+      <w:start w:val="1"/>
+      <w:numFmt w:val="bullet"/>
+      <w:lvlText w:val=""/>
+      <w:lvlJc w:val="left"/>
+      <w:pPr>
+        <w:tabs>
+          <w:tab w:val="num" w:pos="5040"/>
+        </w:tabs>
+        <w:ind w:left="5040" w:hanging="360"/>
+      </w:pPr>
+      <w:rPr>
+        <w:rFonts w:ascii="Wingdings" w:hAnsi="Wingdings" w:hint="default"/>
+        <w:sz w:val="20"/>
+      </w:rPr>
+    </w:lvl>
+    <w:lvl w:ilvl="7" w:tentative="1">
+      <w:start w:val="1"/>
+      <w:numFmt w:val="bullet"/>
+      <w:lvlText w:val=""/>
+      <w:lvlJc w:val="left"/>
+      <w:pPr>
+        <w:tabs>
+          <w:tab w:val="num" w:pos="5760"/>
+        </w:tabs>
+        <w:ind w:left="5760" w:hanging="360"/>
+      </w:pPr>
+      <w:rPr>
+        <w:rFonts w:ascii="Wingdings" w:hAnsi="Wingdings" w:hint="default"/>
+        <w:sz w:val="20"/>
+      </w:rPr>
+    </w:lvl>
+    <w:lvl w:ilvl="8" w:tentative="1">
+      <w:start w:val="1"/>
+      <w:numFmt w:val="bullet"/>
+      <w:lvlText w:val=""/>
+      <w:lvlJc w:val="left"/>
+      <w:pPr>
+        <w:tabs>
+          <w:tab w:val="num" w:pos="6480"/>
+        </w:tabs>
+        <w:ind w:left="6480" w:hanging="360"/>
+      </w:pPr>
+      <w:rPr>
+        <w:rFonts w:ascii="Wingdings" w:hAnsi="Wingdings" w:hint="default"/>
+        <w:sz w:val="20"/>
+      </w:rPr>
+    </w:lvl>
+  </w:abstractNum>
   <w:num w:numId="1" w16cid:durableId="632755203">
     <w:abstractNumId w:val="2"/>
   </w:num>
@@ -1353,6 +1665,9 @@
   </w:num>
   <w:num w:numId="3" w16cid:durableId="1955398509">
     <w:abstractNumId w:val="0"/>
+  </w:num>
+  <w:num w:numId="4" w16cid:durableId="1296178530">
+    <w:abstractNumId w:val="3"/>
   </w:num>
 </w:numbering>
 </file>
@@ -1961,7 +2276,6 @@
   <w:style w:type="character" w:default="1" w:styleId="a0">
     <w:name w:val="Default Paragraph Font"/>
     <w:uiPriority w:val="1"/>
-    <w:semiHidden/>
     <w:unhideWhenUsed/>
   </w:style>
   <w:style w:type="table" w:default="1" w:styleId="a1">
